--- a/zht/docx/044.content.docx
+++ b/zht/docx/044.content.docx
@@ -414,66 +414,48 @@
           <w:lang w:val="zh_TW" w:bidi="zh_TW"/>
         </w:rPr>
       </w:r>
-      <w:hyperlink r:id="rId13">
-        <w:r>
-          <w:rPr>
-            <w:lang w:val="zh_TW" w:bidi="zh_TW"/>
-          </w:rPr>
-          <w:rPr>
-            <w:color w:val="0000EE"/>
-            <w:u w:val="single"/>
-          </w:rPr>
-          <w:t>提摩太前書4:3–5</w:t>
-        </w:r>
-      </w:hyperlink>
-    </w:p>
-    <w:p>
-      <w:pPr>
-        <w:pStyle w:val="ListBullet"/>
-        <w:spacing w:line="240" w:lineRule="auto"/>
-        <w:ind w:left="720"/>
-      </w:pPr>
-      <w:r>
-        <w:rPr>
-          <w:lang w:val="zh_TW" w:bidi="zh_TW"/>
-        </w:rPr>
-      </w:r>
-      <w:hyperlink r:id="rId14">
-        <w:r>
-          <w:rPr>
-            <w:lang w:val="zh_TW" w:bidi="zh_TW"/>
-          </w:rPr>
-          <w:rPr>
-            <w:color w:val="0000EE"/>
-            <w:u w:val="single"/>
-          </w:rPr>
-          <w:t>歷代志下13:8–9</w:t>
-        </w:r>
-      </w:hyperlink>
-    </w:p>
-    <w:p>
-      <w:pPr>
-        <w:pStyle w:val="ListBullet"/>
-        <w:spacing w:line="240" w:lineRule="auto"/>
-        <w:ind w:left="720"/>
-      </w:pPr>
-      <w:r>
-        <w:rPr>
-          <w:lang w:val="zh_TW" w:bidi="zh_TW"/>
-        </w:rPr>
-      </w:r>
-      <w:hyperlink r:id="rId15">
-        <w:r>
-          <w:rPr>
-            <w:lang w:val="zh_TW" w:bidi="zh_TW"/>
-          </w:rPr>
-          <w:rPr>
-            <w:color w:val="0000EE"/>
-            <w:u w:val="single"/>
-          </w:rPr>
-          <w:t>以西結書44:19</w:t>
-        </w:r>
-      </w:hyperlink>
+      <w:r>
+        <w:rPr>
+          <w:lang w:val="zh_TW" w:bidi="zh_TW"/>
+        </w:rPr>
+        <w:t>提摩太前書4:3–5</w:t>
+      </w:r>
+    </w:p>
+    <w:p>
+      <w:pPr>
+        <w:pStyle w:val="ListBullet"/>
+        <w:spacing w:line="240" w:lineRule="auto"/>
+        <w:ind w:left="720"/>
+      </w:pPr>
+      <w:r>
+        <w:rPr>
+          <w:lang w:val="zh_TW" w:bidi="zh_TW"/>
+        </w:rPr>
+      </w:r>
+      <w:r>
+        <w:rPr>
+          <w:lang w:val="zh_TW" w:bidi="zh_TW"/>
+        </w:rPr>
+        <w:t>歷代志下13:8–9</w:t>
+      </w:r>
+    </w:p>
+    <w:p>
+      <w:pPr>
+        <w:pStyle w:val="ListBullet"/>
+        <w:spacing w:line="240" w:lineRule="auto"/>
+        <w:ind w:left="720"/>
+      </w:pPr>
+      <w:r>
+        <w:rPr>
+          <w:lang w:val="zh_TW" w:bidi="zh_TW"/>
+        </w:rPr>
+      </w:r>
+      <w:r>
+        <w:rPr>
+          <w:lang w:val="zh_TW" w:bidi="zh_TW"/>
+        </w:rPr>
+        <w:t>以西結書44:19</w:t>
+      </w:r>
     </w:p>
     <w:p>
       <w:pPr>
@@ -767,66 +749,48 @@
           <w:lang w:val="zh_TW" w:bidi="zh_TW"/>
         </w:rPr>
       </w:r>
-      <w:hyperlink r:id="rId16">
-        <w:r>
-          <w:rPr>
-            <w:lang w:val="zh_TW" w:bidi="zh_TW"/>
-          </w:rPr>
-          <w:rPr>
-            <w:color w:val="0000EE"/>
-            <w:u w:val="single"/>
-          </w:rPr>
-          <w:t>路加福音3:1–2</w:t>
-        </w:r>
-      </w:hyperlink>
-    </w:p>
-    <w:p>
-      <w:pPr>
-        <w:pStyle w:val="ListBullet"/>
-        <w:spacing w:line="240" w:lineRule="auto"/>
-        <w:ind w:left="720"/>
-      </w:pPr>
-      <w:r>
-        <w:rPr>
-          <w:lang w:val="zh_TW" w:bidi="zh_TW"/>
-        </w:rPr>
-      </w:r>
-      <w:hyperlink r:id="rId17">
-        <w:r>
-          <w:rPr>
-            <w:lang w:val="zh_TW" w:bidi="zh_TW"/>
-          </w:rPr>
-          <w:rPr>
-            <w:color w:val="0000EE"/>
-            <w:u w:val="single"/>
-          </w:rPr>
-          <w:t>路加福音9:7</w:t>
-        </w:r>
-      </w:hyperlink>
-    </w:p>
-    <w:p>
-      <w:pPr>
-        <w:pStyle w:val="ListBullet"/>
-        <w:spacing w:line="240" w:lineRule="auto"/>
-        <w:ind w:left="720"/>
-      </w:pPr>
-      <w:r>
-        <w:rPr>
-          <w:lang w:val="zh_TW" w:bidi="zh_TW"/>
-        </w:rPr>
-      </w:r>
-      <w:hyperlink r:id="rId18">
-        <w:r>
-          <w:rPr>
-            <w:lang w:val="zh_TW" w:bidi="zh_TW"/>
-          </w:rPr>
-          <w:rPr>
-            <w:color w:val="0000EE"/>
-            <w:u w:val="single"/>
-          </w:rPr>
-          <w:t>馬太福音14:1–2</w:t>
-        </w:r>
-      </w:hyperlink>
+      <w:r>
+        <w:rPr>
+          <w:lang w:val="zh_TW" w:bidi="zh_TW"/>
+        </w:rPr>
+        <w:t>路加福音3:1–2</w:t>
+      </w:r>
+    </w:p>
+    <w:p>
+      <w:pPr>
+        <w:pStyle w:val="ListBullet"/>
+        <w:spacing w:line="240" w:lineRule="auto"/>
+        <w:ind w:left="720"/>
+      </w:pPr>
+      <w:r>
+        <w:rPr>
+          <w:lang w:val="zh_TW" w:bidi="zh_TW"/>
+        </w:rPr>
+      </w:r>
+      <w:r>
+        <w:rPr>
+          <w:lang w:val="zh_TW" w:bidi="zh_TW"/>
+        </w:rPr>
+        <w:t>路加福音9:7</w:t>
+      </w:r>
+    </w:p>
+    <w:p>
+      <w:pPr>
+        <w:pStyle w:val="ListBullet"/>
+        <w:spacing w:line="240" w:lineRule="auto"/>
+        <w:ind w:left="720"/>
+      </w:pPr>
+      <w:r>
+        <w:rPr>
+          <w:lang w:val="zh_TW" w:bidi="zh_TW"/>
+        </w:rPr>
+      </w:r>
+      <w:r>
+        <w:rPr>
+          <w:lang w:val="zh_TW" w:bidi="zh_TW"/>
+        </w:rPr>
+        <w:t>馬太福音14:1–2</w:t>
+      </w:r>
     </w:p>
     <w:p>
       <w:pPr>
@@ -1211,90 +1175,66 @@
           <w:lang w:val="zh_TW" w:bidi="zh_TW"/>
         </w:rPr>
       </w:r>
-      <w:hyperlink r:id="rId19">
-        <w:r>
-          <w:rPr>
-            <w:lang w:val="zh_TW" w:bidi="zh_TW"/>
-          </w:rPr>
-          <w:rPr>
-            <w:color w:val="0000EE"/>
-            <w:u w:val="single"/>
-          </w:rPr>
-          <w:t>彼得前書1:1</w:t>
-        </w:r>
-      </w:hyperlink>
-    </w:p>
-    <w:p>
-      <w:pPr>
-        <w:pStyle w:val="ListBullet"/>
-        <w:spacing w:line="240" w:lineRule="auto"/>
-        <w:ind w:left="720"/>
-      </w:pPr>
-      <w:r>
-        <w:rPr>
-          <w:lang w:val="zh_TW" w:bidi="zh_TW"/>
-        </w:rPr>
-      </w:r>
-      <w:hyperlink r:id="rId20">
-        <w:r>
-          <w:rPr>
-            <w:lang w:val="zh_TW" w:bidi="zh_TW"/>
-          </w:rPr>
-          <w:rPr>
-            <w:color w:val="0000EE"/>
-            <w:u w:val="single"/>
-          </w:rPr>
-          <w:t>以西結書12:15</w:t>
-        </w:r>
-      </w:hyperlink>
-    </w:p>
-    <w:p>
-      <w:pPr>
-        <w:pStyle w:val="ListBullet"/>
-        <w:spacing w:line="240" w:lineRule="auto"/>
-        <w:ind w:left="720"/>
-      </w:pPr>
-      <w:r>
-        <w:rPr>
-          <w:lang w:val="zh_TW" w:bidi="zh_TW"/>
-        </w:rPr>
-      </w:r>
-      <w:hyperlink r:id="rId21">
-        <w:r>
-          <w:rPr>
-            <w:lang w:val="zh_TW" w:bidi="zh_TW"/>
-          </w:rPr>
-          <w:rPr>
-            <w:color w:val="0000EE"/>
-            <w:u w:val="single"/>
-          </w:rPr>
-          <w:t>以西結書30:23</w:t>
-        </w:r>
-      </w:hyperlink>
-    </w:p>
-    <w:p>
-      <w:pPr>
-        <w:pStyle w:val="ListBullet"/>
-        <w:spacing w:line="240" w:lineRule="auto"/>
-        <w:ind w:left="720"/>
-      </w:pPr>
-      <w:r>
-        <w:rPr>
-          <w:lang w:val="zh_TW" w:bidi="zh_TW"/>
-        </w:rPr>
-      </w:r>
-      <w:hyperlink r:id="rId22">
-        <w:r>
-          <w:rPr>
-            <w:lang w:val="zh_TW" w:bidi="zh_TW"/>
-          </w:rPr>
-          <w:rPr>
-            <w:color w:val="0000EE"/>
-            <w:u w:val="single"/>
-          </w:rPr>
-          <w:t>詩篇18:14</w:t>
-        </w:r>
-      </w:hyperlink>
+      <w:r>
+        <w:rPr>
+          <w:lang w:val="zh_TW" w:bidi="zh_TW"/>
+        </w:rPr>
+        <w:t>彼得前書1:1</w:t>
+      </w:r>
+    </w:p>
+    <w:p>
+      <w:pPr>
+        <w:pStyle w:val="ListBullet"/>
+        <w:spacing w:line="240" w:lineRule="auto"/>
+        <w:ind w:left="720"/>
+      </w:pPr>
+      <w:r>
+        <w:rPr>
+          <w:lang w:val="zh_TW" w:bidi="zh_TW"/>
+        </w:rPr>
+      </w:r>
+      <w:r>
+        <w:rPr>
+          <w:lang w:val="zh_TW" w:bidi="zh_TW"/>
+        </w:rPr>
+        <w:t>以西結書12:15</w:t>
+      </w:r>
+    </w:p>
+    <w:p>
+      <w:pPr>
+        <w:pStyle w:val="ListBullet"/>
+        <w:spacing w:line="240" w:lineRule="auto"/>
+        <w:ind w:left="720"/>
+      </w:pPr>
+      <w:r>
+        <w:rPr>
+          <w:lang w:val="zh_TW" w:bidi="zh_TW"/>
+        </w:rPr>
+      </w:r>
+      <w:r>
+        <w:rPr>
+          <w:lang w:val="zh_TW" w:bidi="zh_TW"/>
+        </w:rPr>
+        <w:t>以西結書30:23</w:t>
+      </w:r>
+    </w:p>
+    <w:p>
+      <w:pPr>
+        <w:pStyle w:val="ListBullet"/>
+        <w:spacing w:line="240" w:lineRule="auto"/>
+        <w:ind w:left="720"/>
+      </w:pPr>
+      <w:r>
+        <w:rPr>
+          <w:lang w:val="zh_TW" w:bidi="zh_TW"/>
+        </w:rPr>
+      </w:r>
+      <w:r>
+        <w:rPr>
+          <w:lang w:val="zh_TW" w:bidi="zh_TW"/>
+        </w:rPr>
+        <w:t>詩篇18:14</w:t>
+      </w:r>
     </w:p>
     <w:p>
       <w:pPr>
@@ -1558,138 +1498,102 @@
           <w:lang w:val="zh_TW" w:bidi="zh_TW"/>
         </w:rPr>
       </w:r>
-      <w:hyperlink r:id="rId23">
-        <w:r>
-          <w:rPr>
-            <w:lang w:val="zh_TW" w:bidi="zh_TW"/>
-          </w:rPr>
-          <w:rPr>
-            <w:color w:val="0000EE"/>
-            <w:u w:val="single"/>
-          </w:rPr>
-          <w:t>出埃及記14:4</w:t>
-        </w:r>
-      </w:hyperlink>
-    </w:p>
-    <w:p>
-      <w:pPr>
-        <w:pStyle w:val="ListBullet"/>
-        <w:spacing w:line="240" w:lineRule="auto"/>
-        <w:ind w:left="720"/>
-      </w:pPr>
-      <w:r>
-        <w:rPr>
-          <w:lang w:val="zh_TW" w:bidi="zh_TW"/>
-        </w:rPr>
-      </w:r>
-      <w:hyperlink r:id="rId24">
-        <w:r>
-          <w:rPr>
-            <w:lang w:val="zh_TW" w:bidi="zh_TW"/>
-          </w:rPr>
-          <w:rPr>
-            <w:color w:val="0000EE"/>
-            <w:u w:val="single"/>
-          </w:rPr>
-          <w:t>創世記26:5</w:t>
-        </w:r>
-      </w:hyperlink>
-    </w:p>
-    <w:p>
-      <w:pPr>
-        <w:pStyle w:val="ListBullet"/>
-        <w:spacing w:line="240" w:lineRule="auto"/>
-        <w:ind w:left="720"/>
-      </w:pPr>
-      <w:r>
-        <w:rPr>
-          <w:lang w:val="zh_TW" w:bidi="zh_TW"/>
-        </w:rPr>
-      </w:r>
-      <w:hyperlink r:id="rId25">
-        <w:r>
-          <w:rPr>
-            <w:lang w:val="zh_TW" w:bidi="zh_TW"/>
-          </w:rPr>
-          <w:rPr>
-            <w:color w:val="0000EE"/>
-            <w:u w:val="single"/>
-          </w:rPr>
-          <w:t>希伯來書11:22</w:t>
-        </w:r>
-      </w:hyperlink>
-    </w:p>
-    <w:p>
-      <w:pPr>
-        <w:pStyle w:val="ListBullet"/>
-        <w:spacing w:line="240" w:lineRule="auto"/>
-        <w:ind w:left="720"/>
-      </w:pPr>
-      <w:r>
-        <w:rPr>
-          <w:lang w:val="zh_TW" w:bidi="zh_TW"/>
-        </w:rPr>
-      </w:r>
-      <w:hyperlink r:id="rId26">
-        <w:r>
-          <w:rPr>
-            <w:lang w:val="zh_TW" w:bidi="zh_TW"/>
-          </w:rPr>
-          <w:rPr>
-            <w:color w:val="0000EE"/>
-            <w:u w:val="single"/>
-          </w:rPr>
-          <w:t>馬太福音10:5</w:t>
-        </w:r>
-      </w:hyperlink>
-    </w:p>
-    <w:p>
-      <w:pPr>
-        <w:pStyle w:val="ListBullet"/>
-        <w:spacing w:line="240" w:lineRule="auto"/>
-        <w:ind w:left="720"/>
-      </w:pPr>
-      <w:r>
-        <w:rPr>
-          <w:lang w:val="zh_TW" w:bidi="zh_TW"/>
-        </w:rPr>
-      </w:r>
-      <w:hyperlink r:id="rId27">
-        <w:r>
-          <w:rPr>
-            <w:lang w:val="zh_TW" w:bidi="zh_TW"/>
-          </w:rPr>
-          <w:rPr>
-            <w:color w:val="0000EE"/>
-            <w:u w:val="single"/>
-          </w:rPr>
-          <w:t>馬太福音11:1</w:t>
-        </w:r>
-      </w:hyperlink>
-    </w:p>
-    <w:p>
-      <w:pPr>
-        <w:pStyle w:val="ListBullet"/>
-        <w:spacing w:line="240" w:lineRule="auto"/>
-        <w:ind w:left="720"/>
-      </w:pPr>
-      <w:r>
-        <w:rPr>
-          <w:lang w:val="zh_TW" w:bidi="zh_TW"/>
-        </w:rPr>
-      </w:r>
-      <w:hyperlink r:id="rId28">
-        <w:r>
-          <w:rPr>
-            <w:lang w:val="zh_TW" w:bidi="zh_TW"/>
-          </w:rPr>
-          <w:rPr>
-            <w:color w:val="0000EE"/>
-            <w:u w:val="single"/>
-          </w:rPr>
-          <w:t>箴言1:30</w:t>
-        </w:r>
-      </w:hyperlink>
+      <w:r>
+        <w:rPr>
+          <w:lang w:val="zh_TW" w:bidi="zh_TW"/>
+        </w:rPr>
+        <w:t>出埃及記14:4</w:t>
+      </w:r>
+    </w:p>
+    <w:p>
+      <w:pPr>
+        <w:pStyle w:val="ListBullet"/>
+        <w:spacing w:line="240" w:lineRule="auto"/>
+        <w:ind w:left="720"/>
+      </w:pPr>
+      <w:r>
+        <w:rPr>
+          <w:lang w:val="zh_TW" w:bidi="zh_TW"/>
+        </w:rPr>
+      </w:r>
+      <w:r>
+        <w:rPr>
+          <w:lang w:val="zh_TW" w:bidi="zh_TW"/>
+        </w:rPr>
+        <w:t>創世記26:5</w:t>
+      </w:r>
+    </w:p>
+    <w:p>
+      <w:pPr>
+        <w:pStyle w:val="ListBullet"/>
+        <w:spacing w:line="240" w:lineRule="auto"/>
+        <w:ind w:left="720"/>
+      </w:pPr>
+      <w:r>
+        <w:rPr>
+          <w:lang w:val="zh_TW" w:bidi="zh_TW"/>
+        </w:rPr>
+      </w:r>
+      <w:r>
+        <w:rPr>
+          <w:lang w:val="zh_TW" w:bidi="zh_TW"/>
+        </w:rPr>
+        <w:t>希伯來書11:22</w:t>
+      </w:r>
+    </w:p>
+    <w:p>
+      <w:pPr>
+        <w:pStyle w:val="ListBullet"/>
+        <w:spacing w:line="240" w:lineRule="auto"/>
+        <w:ind w:left="720"/>
+      </w:pPr>
+      <w:r>
+        <w:rPr>
+          <w:lang w:val="zh_TW" w:bidi="zh_TW"/>
+        </w:rPr>
+      </w:r>
+      <w:r>
+        <w:rPr>
+          <w:lang w:val="zh_TW" w:bidi="zh_TW"/>
+        </w:rPr>
+        <w:t>馬太福音10:5</w:t>
+      </w:r>
+    </w:p>
+    <w:p>
+      <w:pPr>
+        <w:pStyle w:val="ListBullet"/>
+        <w:spacing w:line="240" w:lineRule="auto"/>
+        <w:ind w:left="720"/>
+      </w:pPr>
+      <w:r>
+        <w:rPr>
+          <w:lang w:val="zh_TW" w:bidi="zh_TW"/>
+        </w:rPr>
+      </w:r>
+      <w:r>
+        <w:rPr>
+          <w:lang w:val="zh_TW" w:bidi="zh_TW"/>
+        </w:rPr>
+        <w:t>馬太福音11:1</w:t>
+      </w:r>
+    </w:p>
+    <w:p>
+      <w:pPr>
+        <w:pStyle w:val="ListBullet"/>
+        <w:spacing w:line="240" w:lineRule="auto"/>
+        <w:ind w:left="720"/>
+      </w:pPr>
+      <w:r>
+        <w:rPr>
+          <w:lang w:val="zh_TW" w:bidi="zh_TW"/>
+        </w:rPr>
+      </w:r>
+      <w:r>
+        <w:rPr>
+          <w:lang w:val="zh_TW" w:bidi="zh_TW"/>
+        </w:rPr>
+        <w:t>箴言1:30</w:t>
+      </w:r>
     </w:p>
     <w:p>
       <w:pPr>
@@ -1940,210 +1844,150 @@
           <w:lang w:val="zh_TW" w:bidi="zh_TW"/>
         </w:rPr>
       </w:r>
-      <w:hyperlink r:id="rId29">
-        <w:r>
-          <w:rPr>
-            <w:lang w:val="zh_TW" w:bidi="zh_TW"/>
-          </w:rPr>
-          <w:rPr>
-            <w:color w:val="0000EE"/>
-            <w:u w:val="single"/>
-          </w:rPr>
-          <w:t>帖撒羅尼迦前書1:8–10</w:t>
-        </w:r>
-      </w:hyperlink>
-    </w:p>
-    <w:p>
-      <w:pPr>
-        <w:pStyle w:val="ListBullet"/>
-        <w:spacing w:line="240" w:lineRule="auto"/>
-        <w:ind w:left="720"/>
-      </w:pPr>
-      <w:r>
-        <w:rPr>
-          <w:lang w:val="zh_TW" w:bidi="zh_TW"/>
-        </w:rPr>
-      </w:r>
-      <w:hyperlink r:id="rId30">
-        <w:r>
-          <w:rPr>
-            <w:lang w:val="zh_TW" w:bidi="zh_TW"/>
-          </w:rPr>
-          <w:rPr>
-            <w:color w:val="0000EE"/>
-            <w:u w:val="single"/>
-          </w:rPr>
-          <w:t>提摩太前書2:8–10</w:t>
-        </w:r>
-      </w:hyperlink>
-    </w:p>
-    <w:p>
-      <w:pPr>
-        <w:pStyle w:val="ListBullet"/>
-        <w:spacing w:line="240" w:lineRule="auto"/>
-        <w:ind w:left="720"/>
-      </w:pPr>
-      <w:r>
-        <w:rPr>
-          <w:lang w:val="zh_TW" w:bidi="zh_TW"/>
-        </w:rPr>
-      </w:r>
-      <w:hyperlink r:id="rId31">
-        <w:r>
-          <w:rPr>
-            <w:lang w:val="zh_TW" w:bidi="zh_TW"/>
-          </w:rPr>
-          <w:rPr>
-            <w:color w:val="0000EE"/>
-            <w:u w:val="single"/>
-          </w:rPr>
-          <w:t>路加福音3:7</w:t>
-        </w:r>
-      </w:hyperlink>
-    </w:p>
-    <w:p>
-      <w:pPr>
-        <w:pStyle w:val="ListBullet"/>
-        <w:spacing w:line="240" w:lineRule="auto"/>
-        <w:ind w:left="720"/>
-      </w:pPr>
-      <w:r>
-        <w:rPr>
-          <w:lang w:val="zh_TW" w:bidi="zh_TW"/>
-        </w:rPr>
-      </w:r>
-      <w:hyperlink r:id="rId31">
-        <w:r>
-          <w:rPr>
-            <w:lang w:val="zh_TW" w:bidi="zh_TW"/>
-          </w:rPr>
-          <w:rPr>
-            <w:color w:val="0000EE"/>
-            <w:u w:val="single"/>
-          </w:rPr>
-          <w:t>路加福音</w:t>
-        </w:r>
-      </w:hyperlink>
-      <w:hyperlink r:id="rId32">
-        <w:r>
-          <w:rPr>
-            <w:lang w:val="zh_TW" w:bidi="zh_TW"/>
-          </w:rPr>
-          <w:rPr>
-            <w:color w:val="0000EE"/>
-            <w:u w:val="single"/>
-          </w:rPr>
-          <w:t>21:23</w:t>
-        </w:r>
-      </w:hyperlink>
-    </w:p>
-    <w:p>
-      <w:pPr>
-        <w:pStyle w:val="ListBullet"/>
-        <w:spacing w:line="240" w:lineRule="auto"/>
-        <w:ind w:left="720"/>
-      </w:pPr>
-      <w:r>
-        <w:rPr>
-          <w:lang w:val="zh_TW" w:bidi="zh_TW"/>
-        </w:rPr>
-      </w:r>
-      <w:hyperlink r:id="rId33">
-        <w:r>
-          <w:rPr>
-            <w:lang w:val="zh_TW" w:bidi="zh_TW"/>
-          </w:rPr>
-          <w:rPr>
-            <w:color w:val="0000EE"/>
-            <w:u w:val="single"/>
-          </w:rPr>
-          <w:t>馬太福音3:7</w:t>
-        </w:r>
-      </w:hyperlink>
-    </w:p>
-    <w:p>
-      <w:pPr>
-        <w:pStyle w:val="ListBullet"/>
-        <w:spacing w:line="240" w:lineRule="auto"/>
-        <w:ind w:left="720"/>
-      </w:pPr>
-      <w:r>
-        <w:rPr>
-          <w:lang w:val="zh_TW" w:bidi="zh_TW"/>
-        </w:rPr>
-      </w:r>
-      <w:hyperlink r:id="rId34">
-        <w:r>
-          <w:rPr>
-            <w:lang w:val="zh_TW" w:bidi="zh_TW"/>
-          </w:rPr>
-          <w:rPr>
-            <w:color w:val="0000EE"/>
-            <w:u w:val="single"/>
-          </w:rPr>
-          <w:t>啟示錄14:10</w:t>
-        </w:r>
-      </w:hyperlink>
-    </w:p>
-    <w:p>
-      <w:pPr>
-        <w:pStyle w:val="ListBullet"/>
-        <w:spacing w:line="240" w:lineRule="auto"/>
-        <w:ind w:left="720"/>
-      </w:pPr>
-      <w:r>
-        <w:rPr>
-          <w:lang w:val="zh_TW" w:bidi="zh_TW"/>
-        </w:rPr>
-      </w:r>
-      <w:hyperlink r:id="rId35">
-        <w:r>
-          <w:rPr>
-            <w:lang w:val="zh_TW" w:bidi="zh_TW"/>
-          </w:rPr>
-          <w:rPr>
-            <w:color w:val="0000EE"/>
-            <w:u w:val="single"/>
-          </w:rPr>
-          <w:t>羅馬書1:18</w:t>
-        </w:r>
-      </w:hyperlink>
-    </w:p>
-    <w:p>
-      <w:pPr>
-        <w:pStyle w:val="ListBullet"/>
-        <w:spacing w:line="240" w:lineRule="auto"/>
-        <w:ind w:left="720"/>
-      </w:pPr>
-      <w:r>
-        <w:rPr>
-          <w:lang w:val="zh_TW" w:bidi="zh_TW"/>
-        </w:rPr>
-      </w:r>
-      <w:hyperlink r:id="rId35">
-        <w:r>
-          <w:rPr>
-            <w:lang w:val="zh_TW" w:bidi="zh_TW"/>
-          </w:rPr>
-          <w:rPr>
-            <w:color w:val="0000EE"/>
-            <w:u w:val="single"/>
-          </w:rPr>
-          <w:t>羅馬書</w:t>
-        </w:r>
-      </w:hyperlink>
-      <w:hyperlink r:id="rId36">
-        <w:r>
-          <w:rPr>
-            <w:lang w:val="zh_TW" w:bidi="zh_TW"/>
-          </w:rPr>
-          <w:rPr>
-            <w:color w:val="0000EE"/>
-            <w:u w:val="single"/>
-          </w:rPr>
-          <w:t>5:9</w:t>
-        </w:r>
-      </w:hyperlink>
+      <w:r>
+        <w:rPr>
+          <w:lang w:val="zh_TW" w:bidi="zh_TW"/>
+        </w:rPr>
+        <w:t>帖撒羅尼迦前書1:8–10</w:t>
+      </w:r>
+    </w:p>
+    <w:p>
+      <w:pPr>
+        <w:pStyle w:val="ListBullet"/>
+        <w:spacing w:line="240" w:lineRule="auto"/>
+        <w:ind w:left="720"/>
+      </w:pPr>
+      <w:r>
+        <w:rPr>
+          <w:lang w:val="zh_TW" w:bidi="zh_TW"/>
+        </w:rPr>
+      </w:r>
+      <w:r>
+        <w:rPr>
+          <w:lang w:val="zh_TW" w:bidi="zh_TW"/>
+        </w:rPr>
+        <w:t>提摩太前書2:8–10</w:t>
+      </w:r>
+    </w:p>
+    <w:p>
+      <w:pPr>
+        <w:pStyle w:val="ListBullet"/>
+        <w:spacing w:line="240" w:lineRule="auto"/>
+        <w:ind w:left="720"/>
+      </w:pPr>
+      <w:r>
+        <w:rPr>
+          <w:lang w:val="zh_TW" w:bidi="zh_TW"/>
+        </w:rPr>
+      </w:r>
+      <w:r>
+        <w:rPr>
+          <w:lang w:val="zh_TW" w:bidi="zh_TW"/>
+        </w:rPr>
+        <w:t>路加福音3:7</w:t>
+      </w:r>
+    </w:p>
+    <w:p>
+      <w:pPr>
+        <w:pStyle w:val="ListBullet"/>
+        <w:spacing w:line="240" w:lineRule="auto"/>
+        <w:ind w:left="720"/>
+      </w:pPr>
+      <w:r>
+        <w:rPr>
+          <w:lang w:val="zh_TW" w:bidi="zh_TW"/>
+        </w:rPr>
+      </w:r>
+      <w:r>
+        <w:rPr>
+          <w:lang w:val="zh_TW" w:bidi="zh_TW"/>
+        </w:rPr>
+        <w:t>路加福音</w:t>
+      </w:r>
+      <w:r>
+        <w:rPr>
+          <w:lang w:val="zh_TW" w:bidi="zh_TW"/>
+        </w:rPr>
+        <w:t>21:23</w:t>
+      </w:r>
+    </w:p>
+    <w:p>
+      <w:pPr>
+        <w:pStyle w:val="ListBullet"/>
+        <w:spacing w:line="240" w:lineRule="auto"/>
+        <w:ind w:left="720"/>
+      </w:pPr>
+      <w:r>
+        <w:rPr>
+          <w:lang w:val="zh_TW" w:bidi="zh_TW"/>
+        </w:rPr>
+      </w:r>
+      <w:r>
+        <w:rPr>
+          <w:lang w:val="zh_TW" w:bidi="zh_TW"/>
+        </w:rPr>
+        <w:t>馬太福音3:7</w:t>
+      </w:r>
+    </w:p>
+    <w:p>
+      <w:pPr>
+        <w:pStyle w:val="ListBullet"/>
+        <w:spacing w:line="240" w:lineRule="auto"/>
+        <w:ind w:left="720"/>
+      </w:pPr>
+      <w:r>
+        <w:rPr>
+          <w:lang w:val="zh_TW" w:bidi="zh_TW"/>
+        </w:rPr>
+      </w:r>
+      <w:r>
+        <w:rPr>
+          <w:lang w:val="zh_TW" w:bidi="zh_TW"/>
+        </w:rPr>
+        <w:t>啟示錄14:10</w:t>
+      </w:r>
+    </w:p>
+    <w:p>
+      <w:pPr>
+        <w:pStyle w:val="ListBullet"/>
+        <w:spacing w:line="240" w:lineRule="auto"/>
+        <w:ind w:left="720"/>
+      </w:pPr>
+      <w:r>
+        <w:rPr>
+          <w:lang w:val="zh_TW" w:bidi="zh_TW"/>
+        </w:rPr>
+      </w:r>
+      <w:r>
+        <w:rPr>
+          <w:lang w:val="zh_TW" w:bidi="zh_TW"/>
+        </w:rPr>
+        <w:t>羅馬書1:18</w:t>
+      </w:r>
+    </w:p>
+    <w:p>
+      <w:pPr>
+        <w:pStyle w:val="ListBullet"/>
+        <w:spacing w:line="240" w:lineRule="auto"/>
+        <w:ind w:left="720"/>
+      </w:pPr>
+      <w:r>
+        <w:rPr>
+          <w:lang w:val="zh_TW" w:bidi="zh_TW"/>
+        </w:rPr>
+      </w:r>
+      <w:r>
+        <w:rPr>
+          <w:lang w:val="zh_TW" w:bidi="zh_TW"/>
+        </w:rPr>
+        <w:t>羅馬書</w:t>
+      </w:r>
+      <w:r>
+        <w:rPr>
+          <w:lang w:val="zh_TW" w:bidi="zh_TW"/>
+        </w:rPr>
+        <w:t>5:9</w:t>
+      </w:r>
     </w:p>
     <w:p>
       <w:pPr>
@@ -2329,114 +2173,84 @@
           <w:lang w:val="zh_TW" w:bidi="zh_TW"/>
         </w:rPr>
       </w:r>
-      <w:hyperlink r:id="rId37">
-        <w:r>
-          <w:rPr>
-            <w:lang w:val="zh_TW" w:bidi="zh_TW"/>
-          </w:rPr>
-          <w:rPr>
-            <w:color w:val="0000EE"/>
-            <w:u w:val="single"/>
-          </w:rPr>
-          <w:t>使徒行傳4:25</w:t>
-        </w:r>
-      </w:hyperlink>
-    </w:p>
-    <w:p>
-      <w:pPr>
-        <w:pStyle w:val="ListBullet"/>
-        <w:spacing w:line="240" w:lineRule="auto"/>
-        <w:ind w:left="720"/>
-      </w:pPr>
-      <w:r>
-        <w:rPr>
-          <w:lang w:val="zh_TW" w:bidi="zh_TW"/>
-        </w:rPr>
-      </w:r>
-      <w:hyperlink r:id="rId38">
-        <w:r>
-          <w:rPr>
-            <w:lang w:val="zh_TW" w:bidi="zh_TW"/>
-          </w:rPr>
-          <w:rPr>
-            <w:color w:val="0000EE"/>
-            <w:u w:val="single"/>
-          </w:rPr>
-          <w:t>但以理書3:13</w:t>
-        </w:r>
-      </w:hyperlink>
-    </w:p>
-    <w:p>
-      <w:pPr>
-        <w:pStyle w:val="ListBullet"/>
-        <w:spacing w:line="240" w:lineRule="auto"/>
-        <w:ind w:left="720"/>
-      </w:pPr>
-      <w:r>
-        <w:rPr>
-          <w:lang w:val="zh_TW" w:bidi="zh_TW"/>
-        </w:rPr>
-      </w:r>
-      <w:hyperlink r:id="rId39">
-        <w:r>
-          <w:rPr>
-            <w:lang w:val="zh_TW" w:bidi="zh_TW"/>
-          </w:rPr>
-          <w:rPr>
-            <w:color w:val="0000EE"/>
-            <w:u w:val="single"/>
-          </w:rPr>
-          <w:t>路加福音4:28</w:t>
-        </w:r>
-      </w:hyperlink>
-    </w:p>
-    <w:p>
-      <w:pPr>
-        <w:pStyle w:val="ListBullet"/>
-        <w:spacing w:line="240" w:lineRule="auto"/>
-        <w:ind w:left="720"/>
-      </w:pPr>
-      <w:r>
-        <w:rPr>
-          <w:lang w:val="zh_TW" w:bidi="zh_TW"/>
-        </w:rPr>
-      </w:r>
-      <w:hyperlink r:id="rId40">
-        <w:r>
-          <w:rPr>
-            <w:lang w:val="zh_TW" w:bidi="zh_TW"/>
-          </w:rPr>
-          <w:rPr>
-            <w:color w:val="0000EE"/>
-            <w:u w:val="single"/>
-          </w:rPr>
-          <w:t>民數記25:11</w:t>
-        </w:r>
-      </w:hyperlink>
-    </w:p>
-    <w:p>
-      <w:pPr>
-        <w:pStyle w:val="ListBullet"/>
-        <w:spacing w:line="240" w:lineRule="auto"/>
-        <w:ind w:left="720"/>
-      </w:pPr>
-      <w:r>
-        <w:rPr>
-          <w:lang w:val="zh_TW" w:bidi="zh_TW"/>
-        </w:rPr>
-      </w:r>
-      <w:hyperlink r:id="rId41">
-        <w:r>
-          <w:rPr>
-            <w:lang w:val="zh_TW" w:bidi="zh_TW"/>
-          </w:rPr>
-          <w:rPr>
-            <w:color w:val="0000EE"/>
-            <w:u w:val="single"/>
-          </w:rPr>
-          <w:t>箴言19:3</w:t>
-        </w:r>
-      </w:hyperlink>
+      <w:r>
+        <w:rPr>
+          <w:lang w:val="zh_TW" w:bidi="zh_TW"/>
+        </w:rPr>
+        <w:t>使徒行傳4:25</w:t>
+      </w:r>
+    </w:p>
+    <w:p>
+      <w:pPr>
+        <w:pStyle w:val="ListBullet"/>
+        <w:spacing w:line="240" w:lineRule="auto"/>
+        <w:ind w:left="720"/>
+      </w:pPr>
+      <w:r>
+        <w:rPr>
+          <w:lang w:val="zh_TW" w:bidi="zh_TW"/>
+        </w:rPr>
+      </w:r>
+      <w:r>
+        <w:rPr>
+          <w:lang w:val="zh_TW" w:bidi="zh_TW"/>
+        </w:rPr>
+        <w:t>但以理書3:13</w:t>
+      </w:r>
+    </w:p>
+    <w:p>
+      <w:pPr>
+        <w:pStyle w:val="ListBullet"/>
+        <w:spacing w:line="240" w:lineRule="auto"/>
+        <w:ind w:left="720"/>
+      </w:pPr>
+      <w:r>
+        <w:rPr>
+          <w:lang w:val="zh_TW" w:bidi="zh_TW"/>
+        </w:rPr>
+      </w:r>
+      <w:r>
+        <w:rPr>
+          <w:lang w:val="zh_TW" w:bidi="zh_TW"/>
+        </w:rPr>
+        <w:t>路加福音4:28</w:t>
+      </w:r>
+    </w:p>
+    <w:p>
+      <w:pPr>
+        <w:pStyle w:val="ListBullet"/>
+        <w:spacing w:line="240" w:lineRule="auto"/>
+        <w:ind w:left="720"/>
+      </w:pPr>
+      <w:r>
+        <w:rPr>
+          <w:lang w:val="zh_TW" w:bidi="zh_TW"/>
+        </w:rPr>
+      </w:r>
+      <w:r>
+        <w:rPr>
+          <w:lang w:val="zh_TW" w:bidi="zh_TW"/>
+        </w:rPr>
+        <w:t>民數記25:11</w:t>
+      </w:r>
+    </w:p>
+    <w:p>
+      <w:pPr>
+        <w:pStyle w:val="ListBullet"/>
+        <w:spacing w:line="240" w:lineRule="auto"/>
+        <w:ind w:left="720"/>
+      </w:pPr>
+      <w:r>
+        <w:rPr>
+          <w:lang w:val="zh_TW" w:bidi="zh_TW"/>
+        </w:rPr>
+      </w:r>
+      <w:r>
+        <w:rPr>
+          <w:lang w:val="zh_TW" w:bidi="zh_TW"/>
+        </w:rPr>
+        <w:t>箴言19:3</w:t>
+      </w:r>
     </w:p>
     <w:p>
       <w:pPr>
@@ -2684,66 +2498,48 @@
           <w:lang w:val="zh_TW" w:bidi="zh_TW"/>
         </w:rPr>
       </w:r>
-      <w:hyperlink r:id="rId42">
-        <w:r>
-          <w:rPr>
-            <w:lang w:val="zh_TW" w:bidi="zh_TW"/>
-          </w:rPr>
-          <w:rPr>
-            <w:color w:val="0000EE"/>
-            <w:u w:val="single"/>
-          </w:rPr>
-          <w:t>使徒行傳1:12–14</w:t>
-        </w:r>
-      </w:hyperlink>
-    </w:p>
-    <w:p>
-      <w:pPr>
-        <w:pStyle w:val="ListBullet"/>
-        <w:spacing w:line="240" w:lineRule="auto"/>
-        <w:ind w:left="720"/>
-      </w:pPr>
-      <w:r>
-        <w:rPr>
-          <w:lang w:val="zh_TW" w:bidi="zh_TW"/>
-        </w:rPr>
-      </w:r>
-      <w:hyperlink r:id="rId43">
-        <w:r>
-          <w:rPr>
-            <w:lang w:val="zh_TW" w:bidi="zh_TW"/>
-          </w:rPr>
-          <w:rPr>
-            <w:color w:val="0000EE"/>
-            <w:u w:val="single"/>
-          </w:rPr>
-          <w:t>路加福音6:14–16</w:t>
-        </w:r>
-      </w:hyperlink>
-    </w:p>
-    <w:p>
-      <w:pPr>
-        <w:pStyle w:val="ListBullet"/>
-        <w:spacing w:line="240" w:lineRule="auto"/>
-        <w:ind w:left="720"/>
-      </w:pPr>
-      <w:r>
-        <w:rPr>
-          <w:lang w:val="zh_TW" w:bidi="zh_TW"/>
-        </w:rPr>
-      </w:r>
-      <w:hyperlink r:id="rId44">
-        <w:r>
-          <w:rPr>
-            <w:lang w:val="zh_TW" w:bidi="zh_TW"/>
-          </w:rPr>
-          <w:rPr>
-            <w:color w:val="0000EE"/>
-            <w:u w:val="single"/>
-          </w:rPr>
-          <w:t>馬可福音3:17–19</w:t>
-        </w:r>
-      </w:hyperlink>
+      <w:r>
+        <w:rPr>
+          <w:lang w:val="zh_TW" w:bidi="zh_TW"/>
+        </w:rPr>
+        <w:t>使徒行傳1:12–14</w:t>
+      </w:r>
+    </w:p>
+    <w:p>
+      <w:pPr>
+        <w:pStyle w:val="ListBullet"/>
+        <w:spacing w:line="240" w:lineRule="auto"/>
+        <w:ind w:left="720"/>
+      </w:pPr>
+      <w:r>
+        <w:rPr>
+          <w:lang w:val="zh_TW" w:bidi="zh_TW"/>
+        </w:rPr>
+      </w:r>
+      <w:r>
+        <w:rPr>
+          <w:lang w:val="zh_TW" w:bidi="zh_TW"/>
+        </w:rPr>
+        <w:t>路加福音6:14–16</w:t>
+      </w:r>
+    </w:p>
+    <w:p>
+      <w:pPr>
+        <w:pStyle w:val="ListBullet"/>
+        <w:spacing w:line="240" w:lineRule="auto"/>
+        <w:ind w:left="720"/>
+      </w:pPr>
+      <w:r>
+        <w:rPr>
+          <w:lang w:val="zh_TW" w:bidi="zh_TW"/>
+        </w:rPr>
+      </w:r>
+      <w:r>
+        <w:rPr>
+          <w:lang w:val="zh_TW" w:bidi="zh_TW"/>
+        </w:rPr>
+        <w:t>馬可福音3:17–19</w:t>
+      </w:r>
     </w:p>
     <w:p>
       <w:pPr>
@@ -2953,90 +2749,66 @@
           <w:lang w:val="zh_TW" w:bidi="zh_TW"/>
         </w:rPr>
       </w:r>
-      <w:hyperlink r:id="rId45">
-        <w:r>
-          <w:rPr>
-            <w:lang w:val="zh_TW" w:bidi="zh_TW"/>
-          </w:rPr>
-          <w:rPr>
-            <w:color w:val="0000EE"/>
-            <w:u w:val="single"/>
-          </w:rPr>
-          <w:t>列王紀上14:10</w:t>
-        </w:r>
-      </w:hyperlink>
-    </w:p>
-    <w:p>
-      <w:pPr>
-        <w:pStyle w:val="ListBullet"/>
-        <w:spacing w:line="240" w:lineRule="auto"/>
-        <w:ind w:left="720"/>
-      </w:pPr>
-      <w:r>
-        <w:rPr>
-          <w:lang w:val="zh_TW" w:bidi="zh_TW"/>
-        </w:rPr>
-      </w:r>
-      <w:hyperlink r:id="rId46">
-        <w:r>
-          <w:rPr>
-            <w:lang w:val="zh_TW" w:bidi="zh_TW"/>
-          </w:rPr>
-          <w:rPr>
-            <w:color w:val="0000EE"/>
-            <w:u w:val="single"/>
-          </w:rPr>
-          <w:t>列王紀下6:25</w:t>
-        </w:r>
-      </w:hyperlink>
-    </w:p>
-    <w:p>
-      <w:pPr>
-        <w:pStyle w:val="ListBullet"/>
-        <w:spacing w:line="240" w:lineRule="auto"/>
-        <w:ind w:left="720"/>
-      </w:pPr>
-      <w:r>
-        <w:rPr>
-          <w:lang w:val="zh_TW" w:bidi="zh_TW"/>
-        </w:rPr>
-      </w:r>
-      <w:hyperlink r:id="rId47">
-        <w:r>
-          <w:rPr>
-            <w:lang w:val="zh_TW" w:bidi="zh_TW"/>
-          </w:rPr>
-          <w:rPr>
-            <w:color w:val="0000EE"/>
-            <w:u w:val="single"/>
-          </w:rPr>
-          <w:t>以賽亞書25:10</w:t>
-        </w:r>
-      </w:hyperlink>
-    </w:p>
-    <w:p>
-      <w:pPr>
-        <w:pStyle w:val="ListBullet"/>
-        <w:spacing w:line="240" w:lineRule="auto"/>
-        <w:ind w:left="720"/>
-      </w:pPr>
-      <w:r>
-        <w:rPr>
-          <w:lang w:val="zh_TW" w:bidi="zh_TW"/>
-        </w:rPr>
-      </w:r>
-      <w:hyperlink r:id="rId48">
-        <w:r>
-          <w:rPr>
-            <w:lang w:val="zh_TW" w:bidi="zh_TW"/>
-          </w:rPr>
-          <w:rPr>
-            <w:color w:val="0000EE"/>
-            <w:u w:val="single"/>
-          </w:rPr>
-          <w:t>耶利米書8:2</w:t>
-        </w:r>
-      </w:hyperlink>
+      <w:r>
+        <w:rPr>
+          <w:lang w:val="zh_TW" w:bidi="zh_TW"/>
+        </w:rPr>
+        <w:t>列王紀上14:10</w:t>
+      </w:r>
+    </w:p>
+    <w:p>
+      <w:pPr>
+        <w:pStyle w:val="ListBullet"/>
+        <w:spacing w:line="240" w:lineRule="auto"/>
+        <w:ind w:left="720"/>
+      </w:pPr>
+      <w:r>
+        <w:rPr>
+          <w:lang w:val="zh_TW" w:bidi="zh_TW"/>
+        </w:rPr>
+      </w:r>
+      <w:r>
+        <w:rPr>
+          <w:lang w:val="zh_TW" w:bidi="zh_TW"/>
+        </w:rPr>
+        <w:t>列王紀下6:25</w:t>
+      </w:r>
+    </w:p>
+    <w:p>
+      <w:pPr>
+        <w:pStyle w:val="ListBullet"/>
+        <w:spacing w:line="240" w:lineRule="auto"/>
+        <w:ind w:left="720"/>
+      </w:pPr>
+      <w:r>
+        <w:rPr>
+          <w:lang w:val="zh_TW" w:bidi="zh_TW"/>
+        </w:rPr>
+      </w:r>
+      <w:r>
+        <w:rPr>
+          <w:lang w:val="zh_TW" w:bidi="zh_TW"/>
+        </w:rPr>
+        <w:t>以賽亞書25:10</w:t>
+      </w:r>
+    </w:p>
+    <w:p>
+      <w:pPr>
+        <w:pStyle w:val="ListBullet"/>
+        <w:spacing w:line="240" w:lineRule="auto"/>
+        <w:ind w:left="720"/>
+      </w:pPr>
+      <w:r>
+        <w:rPr>
+          <w:lang w:val="zh_TW" w:bidi="zh_TW"/>
+        </w:rPr>
+      </w:r>
+      <w:r>
+        <w:rPr>
+          <w:lang w:val="zh_TW" w:bidi="zh_TW"/>
+        </w:rPr>
+        <w:t>耶利米書8:2</w:t>
+      </w:r>
     </w:p>
     <w:p>
       <w:pPr>

--- a/zht/docx/044.content.docx
+++ b/zht/docx/044.content.docx
@@ -365,25 +365,762 @@
         <w:rPr>
           <w:lang w:val="zh_TW" w:bidi="zh_TW"/>
         </w:rPr>
+        <w:t>，清潔，</w:t>
+      </w:r>
+      <w:r>
+        <w:rPr>
+          <w:lang w:val="zh_TW" w:bidi="zh_TW"/>
+        </w:rPr>
+        <w:t>成聖</w:t>
+      </w:r>
+      <w:r>
+        <w:rPr>
+          <w:lang w:val="zh_TW" w:bidi="zh_TW"/>
+        </w:rPr>
+        <w:t>）</w:t>
+      </w:r>
+    </w:p>
+    <w:p>
+      <w:pPr>
+        <w:pStyle w:val="Heading3"/>
+      </w:pPr>
+      <w:r>
+        <w:rPr>
+          <w:lang w:val="zh_TW" w:bidi="zh_TW"/>
+        </w:rPr>
+        <w:t>參考經文：</w:t>
+      </w:r>
+    </w:p>
+    <w:p>
+      <w:pPr>
+        <w:pStyle w:val="ListBullet"/>
+        <w:spacing w:line="240" w:lineRule="auto"/>
+        <w:ind w:left="720"/>
+      </w:pPr>
+      <w:r>
+        <w:rPr>
+          <w:lang w:val="zh_TW" w:bidi="zh_TW"/>
+        </w:rPr>
+      </w:r>
+      <w:r>
+        <w:rPr>
+          <w:lang w:val="zh_TW" w:bidi="zh_TW"/>
+        </w:rPr>
+        <w:t>提摩太前書4:3–5</w:t>
+      </w:r>
+    </w:p>
+    <w:p>
+      <w:pPr>
+        <w:pStyle w:val="ListBullet"/>
+        <w:spacing w:line="240" w:lineRule="auto"/>
+        <w:ind w:left="720"/>
+      </w:pPr>
+      <w:r>
+        <w:rPr>
+          <w:lang w:val="zh_TW" w:bidi="zh_TW"/>
+        </w:rPr>
+      </w:r>
+      <w:r>
+        <w:rPr>
+          <w:lang w:val="zh_TW" w:bidi="zh_TW"/>
+        </w:rPr>
+        <w:t>歷代志下13:8–9</w:t>
+      </w:r>
+    </w:p>
+    <w:p>
+      <w:pPr>
+        <w:pStyle w:val="ListBullet"/>
+        <w:spacing w:line="240" w:lineRule="auto"/>
+        <w:ind w:left="720"/>
+      </w:pPr>
+      <w:r>
+        <w:rPr>
+          <w:lang w:val="zh_TW" w:bidi="zh_TW"/>
+        </w:rPr>
+      </w:r>
+      <w:r>
+        <w:rPr>
+          <w:lang w:val="zh_TW" w:bidi="zh_TW"/>
+        </w:rPr>
+        <w:t>以西結書44:19</w:t>
+      </w:r>
+    </w:p>
+    <w:p>
+      <w:pPr>
+        <w:pStyle w:val="Heading3"/>
+      </w:pPr>
+      <w:r>
+        <w:rPr>
+          <w:lang w:val="zh_TW" w:bidi="zh_TW"/>
+        </w:rPr>
+        <w:t>原文參照：</w:t>
+      </w:r>
+    </w:p>
+    <w:p>
+      <w:pPr>
+        <w:pStyle w:val="ListBullet"/>
+        <w:spacing w:line="240" w:lineRule="auto"/>
+        <w:ind w:left="720"/>
+      </w:pPr>
+      <w:r>
+        <w:rPr>
+          <w:lang w:val="zh_TW" w:bidi="zh_TW"/>
+        </w:rPr>
+      </w:r>
+      <w:r>
+        <w:rPr>
+          <w:lang w:val="zh_TW" w:bidi="zh_TW"/>
+        </w:rPr>
+        <w:t>史特朗號：H2763、H3027、H4390、H4394、H5144、H5145、H6942、H6944、G14570、G50480</w:t>
+      </w:r>
+      <w:r>
+        <w:rPr>
+          <w:lang w:val="zh_TW" w:bidi="zh_TW"/>
+        </w:rPr>
+      </w:r>
+      <w:r>
+        <w:rPr>
+          <w:lang w:val="zh_TW" w:bidi="zh_TW"/>
+        </w:rPr>
+      </w:r>
+    </w:p>
+    <w:p>
+      <w:pPr/>
+      <w:r>
+        <w:rPr>
+          <w:lang w:val="zh_TW" w:bidi="zh_TW"/>
+        </w:rPr>
+      </w:r>
+    </w:p>
+    <w:p>
+      <w:pPr>
+        <w:pStyle w:val="Heading2"/>
+      </w:pPr>
+      <w:r>
+        <w:rPr>
+          <w:lang w:val="zh_TW" w:bidi="zh_TW"/>
+        </w:rPr>
+        <w:t>分封王</w:t>
+      </w:r>
+      <w:r>
+        <w:rPr>
+          <w:lang w:val="zh_TW" w:bidi="zh_TW"/>
+        </w:rPr>
+      </w:r>
+    </w:p>
+    <w:p>
+      <w:pPr>
+        <w:pStyle w:val="Heading3"/>
+      </w:pPr>
+      <w:r>
+        <w:rPr>
+          <w:lang w:val="zh_TW" w:bidi="zh_TW"/>
+        </w:rPr>
+        <w:t>定義：</w:t>
+      </w:r>
+    </w:p>
+    <w:p>
+      <w:pPr/>
+      <w:r>
+        <w:rPr>
+          <w:lang w:val="zh_TW" w:bidi="zh_TW"/>
+        </w:rPr>
+      </w:r>
+      <w:r>
+        <w:rPr>
+          <w:lang w:val="zh_TW" w:bidi="zh_TW"/>
+        </w:rPr>
+        <w:t>「分封王」這個詞語指的是羅馬帝國中管理某個地區的官員。每位分封王都受羅馬皇帝的管轄。</w:t>
+      </w:r>
+    </w:p>
+    <w:p>
+      <w:pPr>
+        <w:pStyle w:val="ListBullet"/>
+        <w:spacing w:line="240" w:lineRule="auto"/>
+        <w:ind w:left="720"/>
+      </w:pPr>
+      <w:r>
+        <w:rPr>
+          <w:lang w:val="zh_TW" w:bidi="zh_TW"/>
+        </w:rPr>
+      </w:r>
+      <w:r>
+        <w:rPr>
+          <w:lang w:val="zh_TW" w:bidi="zh_TW"/>
+        </w:rPr>
+        <w:t>「分封王」這個頭銜的意思是「四位共同統治者之一」。</w:t>
+      </w:r>
+    </w:p>
+    <w:p>
+      <w:pPr>
+        <w:pStyle w:val="ListBullet"/>
+        <w:spacing w:line="240" w:lineRule="auto"/>
+        <w:ind w:left="720"/>
+      </w:pPr>
+      <w:r>
+        <w:rPr>
+          <w:lang w:val="zh_TW" w:bidi="zh_TW"/>
+        </w:rPr>
+      </w:r>
+      <w:r>
+        <w:rPr>
+          <w:lang w:val="zh_TW" w:bidi="zh_TW"/>
+        </w:rPr>
+        <w:t>自皇帝戴克里先（Diocletian）開始，羅馬帝國被分為四個主要區域，每位分封的王負責統治其中一個區域。</w:t>
+      </w:r>
+    </w:p>
+    <w:p>
+      <w:pPr>
+        <w:pStyle w:val="ListBullet"/>
+        <w:spacing w:line="240" w:lineRule="auto"/>
+        <w:ind w:left="720"/>
+      </w:pPr>
+      <w:r>
+        <w:rPr>
+          <w:lang w:val="zh_TW" w:bidi="zh_TW"/>
+        </w:rPr>
+      </w:r>
+      <w:r>
+        <w:rPr>
+          <w:lang w:val="zh_TW" w:bidi="zh_TW"/>
+        </w:rPr>
+        <w:t>在耶穌誕生時，希律王「大希律」是猶太地的王。大希律死後，他的王國被分為四個部分，由他的兒子們作為「分封的王」或「四分之一領土的統治者」來統治。</w:t>
+      </w:r>
+    </w:p>
+    <w:p>
+      <w:pPr>
+        <w:pStyle w:val="ListBullet"/>
+        <w:spacing w:line="240" w:lineRule="auto"/>
+        <w:ind w:left="720"/>
+      </w:pPr>
+      <w:r>
+        <w:rPr>
+          <w:lang w:val="zh_TW" w:bidi="zh_TW"/>
+        </w:rPr>
+      </w:r>
+      <w:r>
+        <w:rPr>
+          <w:lang w:val="zh_TW" w:bidi="zh_TW"/>
+        </w:rPr>
+        <w:t>每個區域都有一個或多個更小的部分，稱為「省」，例如加利利或撒馬利亞。</w:t>
+      </w:r>
+    </w:p>
+    <w:p>
+      <w:pPr>
+        <w:pStyle w:val="ListBullet"/>
+        <w:spacing w:line="240" w:lineRule="auto"/>
+        <w:ind w:left="720"/>
+      </w:pPr>
+      <w:r>
+        <w:rPr>
+          <w:lang w:val="zh_TW" w:bidi="zh_TW"/>
+        </w:rPr>
+      </w:r>
+      <w:r>
+        <w:rPr>
+          <w:lang w:val="zh_TW" w:bidi="zh_TW"/>
+        </w:rPr>
+        <w:t>新約聖經多次提到「希律分封的王」，他也被稱為「希律安提帕」。</w:t>
+      </w:r>
+    </w:p>
+    <w:p>
+      <w:pPr>
+        <w:pStyle w:val="ListBullet"/>
+        <w:spacing w:line="240" w:lineRule="auto"/>
+        <w:ind w:left="720"/>
+      </w:pPr>
+      <w:r>
+        <w:rPr>
+          <w:lang w:val="zh_TW" w:bidi="zh_TW"/>
+        </w:rPr>
+      </w:r>
+      <w:r>
+        <w:rPr>
+          <w:lang w:val="zh_TW" w:bidi="zh_TW"/>
+        </w:rPr>
+        <w:t>「分封的王」也可以翻譯為「地方總督」、「省長」、「統治者」或「總督」。</w:t>
+      </w:r>
+    </w:p>
+    <w:p>
+      <w:pPr/>
+      <w:r>
+        <w:rPr>
+          <w:lang w:val="zh_TW" w:bidi="zh_TW"/>
+        </w:rPr>
+      </w:r>
+      <w:r>
+        <w:rPr>
+          <w:lang w:val="zh_TW" w:bidi="zh_TW"/>
+        </w:rPr>
+        <w:t>（另見：</w:t>
+      </w:r>
+      <w:r>
+        <w:rPr>
+          <w:lang w:val="zh_TW" w:bidi="zh_TW"/>
+        </w:rPr>
+        <w:t>巡撫</w:t>
+      </w:r>
+      <w:r>
+        <w:rPr>
+          <w:lang w:val="zh_TW" w:bidi="zh_TW"/>
+        </w:rPr>
+        <w:t>、</w:t>
+      </w:r>
+      <w:r>
+        <w:rPr>
+          <w:lang w:val="zh_TW" w:bidi="zh_TW"/>
+        </w:rPr>
+        <w:t>希律安提帕</w:t>
+      </w:r>
+      <w:r>
+        <w:rPr>
+          <w:lang w:val="zh_TW" w:bidi="zh_TW"/>
+        </w:rPr>
+        <w:t>、</w:t>
+      </w:r>
+      <w:r>
+        <w:rPr>
+          <w:lang w:val="zh_TW" w:bidi="zh_TW"/>
+        </w:rPr>
+        <w:t>省</w:t>
+      </w:r>
+      <w:r>
+        <w:rPr>
+          <w:lang w:val="zh_TW" w:bidi="zh_TW"/>
+        </w:rPr>
+        <w:t>、</w:t>
+      </w:r>
+      <w:r>
+        <w:rPr>
+          <w:lang w:val="zh_TW" w:bidi="zh_TW"/>
+        </w:rPr>
+        <w:t>羅馬</w:t>
+      </w:r>
+      <w:r>
+        <w:rPr>
+          <w:lang w:val="zh_TW" w:bidi="zh_TW"/>
+        </w:rPr>
+        <w:t>、</w:t>
+      </w:r>
+      <w:r>
+        <w:rPr>
+          <w:lang w:val="zh_TW" w:bidi="zh_TW"/>
+        </w:rPr>
+        <w:t>統治者</w:t>
+      </w:r>
+      <w:r>
+        <w:rPr>
+          <w:lang w:val="zh_TW" w:bidi="zh_TW"/>
+        </w:rPr>
+        <w:t>）</w:t>
+      </w:r>
+    </w:p>
+    <w:p>
+      <w:pPr>
+        <w:pStyle w:val="Heading3"/>
+      </w:pPr>
+      <w:r>
+        <w:rPr>
+          <w:lang w:val="zh_TW" w:bidi="zh_TW"/>
+        </w:rPr>
+        <w:t>參考經文：</w:t>
+      </w:r>
+    </w:p>
+    <w:p>
+      <w:pPr>
+        <w:pStyle w:val="ListBullet"/>
+        <w:spacing w:line="240" w:lineRule="auto"/>
+        <w:ind w:left="720"/>
+      </w:pPr>
+      <w:r>
+        <w:rPr>
+          <w:lang w:val="zh_TW" w:bidi="zh_TW"/>
+        </w:rPr>
+      </w:r>
+      <w:r>
+        <w:rPr>
+          <w:lang w:val="zh_TW" w:bidi="zh_TW"/>
+        </w:rPr>
+        <w:t>路加福音3:1–2</w:t>
+      </w:r>
+    </w:p>
+    <w:p>
+      <w:pPr>
+        <w:pStyle w:val="ListBullet"/>
+        <w:spacing w:line="240" w:lineRule="auto"/>
+        <w:ind w:left="720"/>
+      </w:pPr>
+      <w:r>
+        <w:rPr>
+          <w:lang w:val="zh_TW" w:bidi="zh_TW"/>
+        </w:rPr>
+      </w:r>
+      <w:r>
+        <w:rPr>
+          <w:lang w:val="zh_TW" w:bidi="zh_TW"/>
+        </w:rPr>
+        <w:t>路加福音9:7</w:t>
+      </w:r>
+    </w:p>
+    <w:p>
+      <w:pPr>
+        <w:pStyle w:val="ListBullet"/>
+        <w:spacing w:line="240" w:lineRule="auto"/>
+        <w:ind w:left="720"/>
+      </w:pPr>
+      <w:r>
+        <w:rPr>
+          <w:lang w:val="zh_TW" w:bidi="zh_TW"/>
+        </w:rPr>
+      </w:r>
+      <w:r>
+        <w:rPr>
+          <w:lang w:val="zh_TW" w:bidi="zh_TW"/>
+        </w:rPr>
+        <w:t>馬太福音14:1–2</w:t>
+      </w:r>
+    </w:p>
+    <w:p>
+      <w:pPr>
+        <w:pStyle w:val="Heading3"/>
+      </w:pPr>
+      <w:r>
+        <w:rPr>
+          <w:lang w:val="zh_TW" w:bidi="zh_TW"/>
+        </w:rPr>
+        <w:t>原文參照：</w:t>
+      </w:r>
+    </w:p>
+    <w:p>
+      <w:pPr>
+        <w:pStyle w:val="ListBullet"/>
+        <w:spacing w:line="240" w:lineRule="auto"/>
+        <w:ind w:left="720"/>
+      </w:pPr>
+      <w:r>
+        <w:rPr>
+          <w:lang w:val="zh_TW" w:bidi="zh_TW"/>
+        </w:rPr>
+      </w:r>
+      <w:r>
+        <w:rPr>
+          <w:lang w:val="zh_TW" w:bidi="zh_TW"/>
+        </w:rPr>
+        <w:t>史特朗號：G50750，G50760</w:t>
+      </w:r>
+      <w:r>
+        <w:rPr>
+          <w:lang w:val="zh_TW" w:bidi="zh_TW"/>
+        </w:rPr>
+      </w:r>
+      <w:r>
+        <w:rPr>
+          <w:lang w:val="zh_TW" w:bidi="zh_TW"/>
+        </w:rPr>
+      </w:r>
+    </w:p>
+    <w:p>
+      <w:pPr/>
+      <w:r>
+        <w:rPr>
+          <w:lang w:val="zh_TW" w:bidi="zh_TW"/>
+        </w:rPr>
+      </w:r>
+    </w:p>
+    <w:p>
+      <w:pPr>
+        <w:pStyle w:val="Heading2"/>
+      </w:pPr>
+      <w:r>
+        <w:rPr>
+          <w:lang w:val="zh_TW" w:bidi="zh_TW"/>
+        </w:rPr>
+        <w:t>分娩-生產</w:t>
+      </w:r>
+      <w:r>
+        <w:rPr>
+          <w:lang w:val="zh_TW" w:bidi="zh_TW"/>
+        </w:rPr>
+      </w:r>
+    </w:p>
+    <w:p>
+      <w:pPr>
+        <w:pStyle w:val="Heading3"/>
+      </w:pPr>
+      <w:r>
+        <w:rPr>
+          <w:lang w:val="zh_TW" w:bidi="zh_TW"/>
+        </w:rPr>
+        <w:t>定義：</w:t>
+      </w:r>
+    </w:p>
+    <w:p>
+      <w:pPr/>
+      <w:r>
+        <w:rPr>
+          <w:lang w:val="zh_TW" w:bidi="zh_TW"/>
+        </w:rPr>
+      </w:r>
+      <w:r>
+        <w:rPr>
+          <w:lang w:val="zh_TW" w:bidi="zh_TW"/>
+        </w:rPr>
+        <w:t>在這個意義上，「分娩」一詞指的是女性生孩子的過程。</w:t>
+      </w:r>
+    </w:p>
+    <w:p>
+      <w:pPr>
+        <w:pStyle w:val="ListBullet"/>
+        <w:spacing w:line="240" w:lineRule="auto"/>
+        <w:ind w:left="720"/>
+      </w:pPr>
+      <w:r>
+        <w:rPr>
+          <w:lang w:val="zh_TW" w:bidi="zh_TW"/>
+        </w:rPr>
+      </w:r>
+      <w:r>
+        <w:rPr>
+          <w:lang w:val="zh_TW" w:bidi="zh_TW"/>
+        </w:rPr>
+        <w:t>「分娩中」這個詞語通常用來描述一位正在生孩子的女性。</w:t>
+      </w:r>
+    </w:p>
+    <w:p>
+      <w:pPr>
+        <w:pStyle w:val="ListBullet"/>
+        <w:spacing w:line="240" w:lineRule="auto"/>
+        <w:ind w:left="720"/>
+      </w:pPr>
+      <w:r>
+        <w:rPr>
+          <w:lang w:val="zh_TW" w:bidi="zh_TW"/>
+        </w:rPr>
+      </w:r>
+      <w:r>
+        <w:rPr>
+          <w:lang w:val="zh_TW" w:bidi="zh_TW"/>
+        </w:rPr>
+        <w:t>「陣痛」一詞指的是女性在分娩過程中所經歷的疼痛。</w:t>
+      </w:r>
+    </w:p>
+    <w:p>
+      <w:pPr>
+        <w:pStyle w:val="ListBullet"/>
+        <w:spacing w:line="240" w:lineRule="auto"/>
+        <w:ind w:left="720"/>
+      </w:pPr>
+      <w:r>
+        <w:rPr>
+          <w:lang w:val="zh_TW" w:bidi="zh_TW"/>
+        </w:rPr>
+      </w:r>
+      <w:r>
+        <w:rPr>
+          <w:lang w:val="zh_TW" w:bidi="zh_TW"/>
+        </w:rPr>
+        <w:t>在英文中，「分娩」這個詞用來描述生孩子的過程。其它語言可能會有完全不同的詞來表示這個意思。</w:t>
+      </w:r>
+    </w:p>
+    <w:p>
+      <w:pPr>
+        <w:pStyle w:val="ListBullet"/>
+        <w:spacing w:line="240" w:lineRule="auto"/>
+        <w:ind w:left="720"/>
+      </w:pPr>
+      <w:r>
+        <w:rPr>
+          <w:lang w:val="zh_TW" w:bidi="zh_TW"/>
+        </w:rPr>
+      </w:r>
+      <w:r>
+        <w:rPr>
+          <w:lang w:val="zh_TW" w:bidi="zh_TW"/>
+        </w:rPr>
+        <w:t>另一種翻譯「分娩中」的方式是「正在生孩子」</w:t>
+      </w:r>
+    </w:p>
+    <w:p>
+      <w:pPr/>
+      <w:r>
+        <w:rPr>
+          <w:lang w:val="zh_TW" w:bidi="zh_TW"/>
+        </w:rPr>
+      </w:r>
+      <w:r>
+        <w:rPr>
+          <w:lang w:val="zh_TW" w:bidi="zh_TW"/>
+        </w:rPr>
+        <w:t>（另見：分娩的疼痛）</w:t>
+      </w:r>
+      <w:r>
+        <w:rPr>
+          <w:lang w:val="zh_TW" w:bidi="zh_TW"/>
+        </w:rPr>
+      </w:r>
+      <w:r>
+        <w:rPr>
+          <w:lang w:val="zh_TW" w:bidi="zh_TW"/>
+        </w:rPr>
+      </w:r>
+    </w:p>
+    <w:p>
+      <w:pPr/>
+      <w:r>
+        <w:rPr>
+          <w:lang w:val="zh_TW" w:bidi="zh_TW"/>
+        </w:rPr>
+      </w:r>
+    </w:p>
+    <w:p>
+      <w:pPr>
+        <w:pStyle w:val="Heading2"/>
+      </w:pPr>
+      <w:r>
+        <w:rPr>
+          <w:lang w:val="zh_TW" w:bidi="zh_TW"/>
+        </w:rPr>
+        <w:t>分散</w:t>
+      </w:r>
+      <w:r>
+        <w:rPr>
+          <w:lang w:val="zh_TW" w:bidi="zh_TW"/>
+        </w:rPr>
+      </w:r>
+    </w:p>
+    <w:p>
+      <w:pPr>
+        <w:pStyle w:val="Heading3"/>
+      </w:pPr>
+      <w:r>
+        <w:rPr>
+          <w:lang w:val="zh_TW" w:bidi="zh_TW"/>
+        </w:rPr>
+        <w:t>定義：</w:t>
+      </w:r>
+    </w:p>
+    <w:p>
+      <w:pPr/>
+      <w:r>
+        <w:rPr>
+          <w:lang w:val="zh_TW" w:bidi="zh_TW"/>
+        </w:rPr>
+      </w:r>
+      <w:r>
+        <w:rPr>
+          <w:lang w:val="zh_TW" w:bidi="zh_TW"/>
+        </w:rPr>
+        <w:t>「分散（動詞）」和「分散（名詞）」這些術語指的是將人或物分散到多個不同方向。</w:t>
+      </w:r>
+    </w:p>
+    <w:p>
+      <w:pPr>
+        <w:pStyle w:val="ListBullet"/>
+        <w:spacing w:line="240" w:lineRule="auto"/>
+        <w:ind w:left="720"/>
+      </w:pPr>
+      <w:r>
+        <w:rPr>
+          <w:lang w:val="zh_TW" w:bidi="zh_TW"/>
+        </w:rPr>
+      </w:r>
+      <w:r>
+        <w:rPr>
+          <w:lang w:val="zh_TW" w:bidi="zh_TW"/>
+        </w:rPr>
+        <w:t>在舊約中，神說到「分散」人們，讓他們不得不分開住在不同的地方。祂這樣做是為了懲罰他們的罪。或許被分散會幫助他們悔改，再次開始敬拜神。</w:t>
+      </w:r>
+    </w:p>
+    <w:p>
+      <w:pPr>
+        <w:pStyle w:val="ListBullet"/>
+        <w:spacing w:line="240" w:lineRule="auto"/>
+        <w:ind w:left="720"/>
+      </w:pPr>
+      <w:r>
+        <w:rPr>
+          <w:lang w:val="zh_TW" w:bidi="zh_TW"/>
+        </w:rPr>
+      </w:r>
+      <w:r>
+        <w:rPr>
+          <w:lang w:val="zh_TW" w:bidi="zh_TW"/>
+        </w:rPr>
+        <w:t>在新約中，「分散（名詞）」一詞是指那些因為逃避逼迫而不得不離開家園，遷移到許多不同地方的基督徒。</w:t>
+      </w:r>
+    </w:p>
+    <w:p>
+      <w:pPr>
+        <w:pStyle w:val="ListBullet"/>
+        <w:spacing w:line="240" w:lineRule="auto"/>
+        <w:ind w:left="720"/>
+      </w:pPr>
+      <w:r>
+        <w:rPr>
+          <w:lang w:val="zh_TW" w:bidi="zh_TW"/>
+        </w:rPr>
+      </w:r>
+      <w:r>
+        <w:rPr>
+          <w:lang w:val="zh_TW" w:bidi="zh_TW"/>
+        </w:rPr>
+        <w:t>「分散的人」這個短語可以翻譯為「在許多不同地方的信徒」或「搬到不同的國居住的人」。</w:t>
+      </w:r>
+    </w:p>
+    <w:p>
+      <w:pPr>
+        <w:pStyle w:val="ListBullet"/>
+        <w:spacing w:line="240" w:lineRule="auto"/>
+        <w:ind w:left="720"/>
+      </w:pPr>
+      <w:r>
+        <w:rPr>
+          <w:lang w:val="zh_TW" w:bidi="zh_TW"/>
+        </w:rPr>
+      </w:r>
+      <w:r>
+        <w:rPr>
+          <w:lang w:val="zh_TW" w:bidi="zh_TW"/>
+        </w:rPr>
+        <w:t>「分散（動詞）」這個詞可以翻譯為「送到許多不同的地方」或「趕散到國外」或「使移居到不同的國」。</w:t>
+      </w:r>
+    </w:p>
+    <w:p>
+      <w:pPr/>
+      <w:r>
+        <w:rPr>
+          <w:lang w:val="zh_TW" w:bidi="zh_TW"/>
+        </w:rPr>
+      </w:r>
+      <w:r>
+        <w:rPr>
+          <w:lang w:val="zh_TW" w:bidi="zh_TW"/>
+        </w:rPr>
+        <w:t>（另見：</w:t>
+      </w:r>
+      <w:r>
+        <w:rPr>
+          <w:lang w:val="zh_TW" w:bidi="zh_TW"/>
+        </w:rPr>
+        <w:t>信</w:t>
+      </w:r>
+      <w:r>
+        <w:rPr>
+          <w:lang w:val="zh_TW" w:bidi="zh_TW"/>
+        </w:rPr>
         <w:t>，</w:t>
       </w:r>
       <w:r>
         <w:rPr>
           <w:lang w:val="zh_TW" w:bidi="zh_TW"/>
         </w:rPr>
-        <w:t>清潔</w:t>
-      </w:r>
-      <w:r>
-        <w:rPr>
-          <w:lang w:val="zh_TW" w:bidi="zh_TW"/>
-        </w:rPr>
-        <w:t>，</w:t>
-      </w:r>
-      <w:r>
-        <w:rPr>
-          <w:lang w:val="zh_TW" w:bidi="zh_TW"/>
-        </w:rPr>
-        <w:t>成聖</w:t>
+        <w:t>迫害，</w:t>
+      </w:r>
+      <w:r>
+        <w:rPr>
+          <w:lang w:val="zh_TW" w:bidi="zh_TW"/>
+        </w:rPr>
+        <w:t>被擄，被擄</w:t>
       </w:r>
       <w:r>
         <w:rPr>
@@ -418,43 +1155,61 @@
         <w:rPr>
           <w:lang w:val="zh_TW" w:bidi="zh_TW"/>
         </w:rPr>
-        <w:t>提摩太前書4:3–5</w:t>
-      </w:r>
-    </w:p>
-    <w:p>
-      <w:pPr>
-        <w:pStyle w:val="ListBullet"/>
-        <w:spacing w:line="240" w:lineRule="auto"/>
-        <w:ind w:left="720"/>
-      </w:pPr>
-      <w:r>
-        <w:rPr>
-          <w:lang w:val="zh_TW" w:bidi="zh_TW"/>
-        </w:rPr>
-      </w:r>
-      <w:r>
-        <w:rPr>
-          <w:lang w:val="zh_TW" w:bidi="zh_TW"/>
-        </w:rPr>
-        <w:t>歷代志下13:8–9</w:t>
-      </w:r>
-    </w:p>
-    <w:p>
-      <w:pPr>
-        <w:pStyle w:val="ListBullet"/>
-        <w:spacing w:line="240" w:lineRule="auto"/>
-        <w:ind w:left="720"/>
-      </w:pPr>
-      <w:r>
-        <w:rPr>
-          <w:lang w:val="zh_TW" w:bidi="zh_TW"/>
-        </w:rPr>
-      </w:r>
-      <w:r>
-        <w:rPr>
-          <w:lang w:val="zh_TW" w:bidi="zh_TW"/>
-        </w:rPr>
-        <w:t>以西結書44:19</w:t>
+        <w:t>彼得前書1:1</w:t>
+      </w:r>
+    </w:p>
+    <w:p>
+      <w:pPr>
+        <w:pStyle w:val="ListBullet"/>
+        <w:spacing w:line="240" w:lineRule="auto"/>
+        <w:ind w:left="720"/>
+      </w:pPr>
+      <w:r>
+        <w:rPr>
+          <w:lang w:val="zh_TW" w:bidi="zh_TW"/>
+        </w:rPr>
+      </w:r>
+      <w:r>
+        <w:rPr>
+          <w:lang w:val="zh_TW" w:bidi="zh_TW"/>
+        </w:rPr>
+        <w:t>以西結書12:15</w:t>
+      </w:r>
+    </w:p>
+    <w:p>
+      <w:pPr>
+        <w:pStyle w:val="ListBullet"/>
+        <w:spacing w:line="240" w:lineRule="auto"/>
+        <w:ind w:left="720"/>
+      </w:pPr>
+      <w:r>
+        <w:rPr>
+          <w:lang w:val="zh_TW" w:bidi="zh_TW"/>
+        </w:rPr>
+      </w:r>
+      <w:r>
+        <w:rPr>
+          <w:lang w:val="zh_TW" w:bidi="zh_TW"/>
+        </w:rPr>
+        <w:t>以西結書30:23</w:t>
+      </w:r>
+    </w:p>
+    <w:p>
+      <w:pPr>
+        <w:pStyle w:val="ListBullet"/>
+        <w:spacing w:line="240" w:lineRule="auto"/>
+        <w:ind w:left="720"/>
+      </w:pPr>
+      <w:r>
+        <w:rPr>
+          <w:lang w:val="zh_TW" w:bidi="zh_TW"/>
+        </w:rPr>
+      </w:r>
+      <w:r>
+        <w:rPr>
+          <w:lang w:val="zh_TW" w:bidi="zh_TW"/>
+        </w:rPr>
+        <w:t>詩篇18:14</w:t>
       </w:r>
     </w:p>
     <w:p>
@@ -483,7 +1238,7 @@
         <w:rPr>
           <w:lang w:val="zh_TW" w:bidi="zh_TW"/>
         </w:rPr>
-        <w:t>史特朗號：H2763、H3027、H4390、H4394、H5144、H5145、H6942、H6944、G14570、G50480</w:t>
+        <w:t>史特朗號: H2219，H5310，H6327，H6340，H6504，H8600，G12870，G12900，G46500</w:t>
       </w:r>
       <w:r>
         <w:rPr>
@@ -512,7 +1267,7 @@
         <w:rPr>
           <w:lang w:val="zh_TW" w:bidi="zh_TW"/>
         </w:rPr>
-        <w:t>分封王</w:t>
+        <w:t>吩咐</w:t>
       </w:r>
       <w:r>
         <w:rPr>
@@ -542,115 +1297,109 @@
         <w:rPr>
           <w:lang w:val="zh_TW" w:bidi="zh_TW"/>
         </w:rPr>
-        <w:t>「分封王」這個詞語指的是羅馬帝國中管理某個地區的官員。每位分封王都受羅馬皇帝的管轄。</w:t>
-      </w:r>
-    </w:p>
-    <w:p>
-      <w:pPr>
-        <w:pStyle w:val="ListBullet"/>
-        <w:spacing w:line="240" w:lineRule="auto"/>
-        <w:ind w:left="720"/>
-      </w:pPr>
-      <w:r>
-        <w:rPr>
-          <w:lang w:val="zh_TW" w:bidi="zh_TW"/>
-        </w:rPr>
-      </w:r>
-      <w:r>
-        <w:rPr>
-          <w:lang w:val="zh_TW" w:bidi="zh_TW"/>
-        </w:rPr>
-        <w:t>「分封王」這個頭銜的意思是「四位共同統治者之一」。</w:t>
-      </w:r>
-    </w:p>
-    <w:p>
-      <w:pPr>
-        <w:pStyle w:val="ListBullet"/>
-        <w:spacing w:line="240" w:lineRule="auto"/>
-        <w:ind w:left="720"/>
-      </w:pPr>
-      <w:r>
-        <w:rPr>
-          <w:lang w:val="zh_TW" w:bidi="zh_TW"/>
-        </w:rPr>
-      </w:r>
-      <w:r>
-        <w:rPr>
-          <w:lang w:val="zh_TW" w:bidi="zh_TW"/>
-        </w:rPr>
-        <w:t>自皇帝戴克里先（Diocletian）開始，羅馬帝國被分為四個主要區域，每位分封的王負責統治其中一個區域。</w:t>
-      </w:r>
-    </w:p>
-    <w:p>
-      <w:pPr>
-        <w:pStyle w:val="ListBullet"/>
-        <w:spacing w:line="240" w:lineRule="auto"/>
-        <w:ind w:left="720"/>
-      </w:pPr>
-      <w:r>
-        <w:rPr>
-          <w:lang w:val="zh_TW" w:bidi="zh_TW"/>
-        </w:rPr>
-      </w:r>
-      <w:r>
-        <w:rPr>
-          <w:lang w:val="zh_TW" w:bidi="zh_TW"/>
-        </w:rPr>
-        <w:t>在耶穌誕生時，希律王「大希律」是猶太地的王。大希律死後，他的王國被分為四個部分，由他的兒子們作為「分封的王」或「四分之一領土的統治者」來統治。</w:t>
-      </w:r>
-    </w:p>
-    <w:p>
-      <w:pPr>
-        <w:pStyle w:val="ListBullet"/>
-        <w:spacing w:line="240" w:lineRule="auto"/>
-        <w:ind w:left="720"/>
-      </w:pPr>
-      <w:r>
-        <w:rPr>
-          <w:lang w:val="zh_TW" w:bidi="zh_TW"/>
-        </w:rPr>
-      </w:r>
-      <w:r>
-        <w:rPr>
-          <w:lang w:val="zh_TW" w:bidi="zh_TW"/>
-        </w:rPr>
-        <w:t>每個區域都有一個或多個更小的部分，稱為「省」，例如加利利或撒馬利亞。</w:t>
-      </w:r>
-    </w:p>
-    <w:p>
-      <w:pPr>
-        <w:pStyle w:val="ListBullet"/>
-        <w:spacing w:line="240" w:lineRule="auto"/>
-        <w:ind w:left="720"/>
-      </w:pPr>
-      <w:r>
-        <w:rPr>
-          <w:lang w:val="zh_TW" w:bidi="zh_TW"/>
-        </w:rPr>
-      </w:r>
-      <w:r>
-        <w:rPr>
-          <w:lang w:val="zh_TW" w:bidi="zh_TW"/>
-        </w:rPr>
-        <w:t>新約聖經多次提到「希律分封的王」，他也被稱為「希律安提帕」。</w:t>
-      </w:r>
-    </w:p>
-    <w:p>
-      <w:pPr>
-        <w:pStyle w:val="ListBullet"/>
-        <w:spacing w:line="240" w:lineRule="auto"/>
-        <w:ind w:left="720"/>
-      </w:pPr>
-      <w:r>
-        <w:rPr>
-          <w:lang w:val="zh_TW" w:bidi="zh_TW"/>
-        </w:rPr>
-      </w:r>
-      <w:r>
-        <w:rPr>
-          <w:lang w:val="zh_TW" w:bidi="zh_TW"/>
-        </w:rPr>
-        <w:t>「分封的王」也可以翻譯為「地方總督」、「省長」、「統治者」或「總督」。</w:t>
+        <w:t>「吩咐」和「指示」這些術語是指給予具體的行動指示。</w:t>
+      </w:r>
+    </w:p>
+    <w:p>
+      <w:pPr>
+        <w:pStyle w:val="ListBullet"/>
+        <w:spacing w:line="240" w:lineRule="auto"/>
+        <w:ind w:left="720"/>
+      </w:pPr>
+      <w:r>
+        <w:rPr>
+          <w:lang w:val="zh_TW" w:bidi="zh_TW"/>
+        </w:rPr>
+      </w:r>
+      <w:r>
+        <w:rPr>
+          <w:lang w:val="zh_TW" w:bidi="zh_TW"/>
+        </w:rPr>
+        <w:t>「給予指示」的意思是具體告訴某人他應該怎麼做。</w:t>
+      </w:r>
+    </w:p>
+    <w:p>
+      <w:pPr>
+        <w:pStyle w:val="ListBullet"/>
+        <w:spacing w:line="240" w:lineRule="auto"/>
+        <w:ind w:left="720"/>
+      </w:pPr>
+      <w:r>
+        <w:rPr>
+          <w:lang w:val="zh_TW" w:bidi="zh_TW"/>
+        </w:rPr>
+      </w:r>
+      <w:r>
+        <w:rPr>
+          <w:lang w:val="zh_TW" w:bidi="zh_TW"/>
+        </w:rPr>
+        <w:t>當耶穌將餅和魚分給門徒並讓他們分發給眾人時，祂給了他們具體的指示要怎麼做。</w:t>
+      </w:r>
+    </w:p>
+    <w:p>
+      <w:pPr>
+        <w:pStyle w:val="ListBullet"/>
+        <w:spacing w:line="240" w:lineRule="auto"/>
+        <w:ind w:left="720"/>
+      </w:pPr>
+      <w:r>
+        <w:rPr>
+          <w:lang w:val="zh_TW" w:bidi="zh_TW"/>
+        </w:rPr>
+      </w:r>
+      <w:r>
+        <w:rPr>
+          <w:lang w:val="zh_TW" w:bidi="zh_TW"/>
+        </w:rPr>
+        <w:t>根據上下文，「吩咐」一詞也可以翻譯為「告訴」或「指示」或「教導」或「給予指示」。</w:t>
+      </w:r>
+    </w:p>
+    <w:p>
+      <w:pPr>
+        <w:pStyle w:val="ListBullet"/>
+        <w:spacing w:line="240" w:lineRule="auto"/>
+        <w:ind w:left="720"/>
+      </w:pPr>
+      <w:r>
+        <w:rPr>
+          <w:lang w:val="zh_TW" w:bidi="zh_TW"/>
+        </w:rPr>
+      </w:r>
+      <w:r>
+        <w:rPr>
+          <w:lang w:val="zh_TW" w:bidi="zh_TW"/>
+        </w:rPr>
+        <w:t>「指示」一詞可以翻譯為「命令」、「解釋」或「他所告訴你要做的事情」。</w:t>
+      </w:r>
+    </w:p>
+    <w:p>
+      <w:pPr>
+        <w:pStyle w:val="ListBullet"/>
+        <w:spacing w:line="240" w:lineRule="auto"/>
+        <w:ind w:left="720"/>
+      </w:pPr>
+      <w:r>
+        <w:rPr>
+          <w:lang w:val="zh_TW" w:bidi="zh_TW"/>
+        </w:rPr>
+      </w:r>
+      <w:r>
+        <w:rPr>
+          <w:lang w:val="zh_TW" w:bidi="zh_TW"/>
+        </w:rPr>
+        <w:t>用來指神所給予的指示時，這個詞有時翻譯為「命令」或「</w:t>
+      </w:r>
+      <w:r>
+        <w:rPr>
+          <w:lang w:val="zh_TW" w:bidi="zh_TW"/>
+        </w:rPr>
+        <w:t>律例</w:t>
+      </w:r>
+      <w:r>
+        <w:rPr>
+          <w:lang w:val="zh_TW" w:bidi="zh_TW"/>
+        </w:rPr>
+        <w:t>」。</w:t>
       </w:r>
     </w:p>
     <w:p>
@@ -664,792 +1413,7 @@
         <w:rPr>
           <w:lang w:val="zh_TW" w:bidi="zh_TW"/>
         </w:rPr>
-        <w:t>（另見：</w:t>
-      </w:r>
-      <w:r>
-        <w:rPr>
-          <w:lang w:val="zh_TW" w:bidi="zh_TW"/>
-        </w:rPr>
-        <w:t>巡撫</w:t>
-      </w:r>
-      <w:r>
-        <w:rPr>
-          <w:lang w:val="zh_TW" w:bidi="zh_TW"/>
-        </w:rPr>
-        <w:t>、</w:t>
-      </w:r>
-      <w:r>
-        <w:rPr>
-          <w:lang w:val="zh_TW" w:bidi="zh_TW"/>
-        </w:rPr>
-        <w:t>希律安提帕</w:t>
-      </w:r>
-      <w:r>
-        <w:rPr>
-          <w:lang w:val="zh_TW" w:bidi="zh_TW"/>
-        </w:rPr>
-        <w:t>、</w:t>
-      </w:r>
-      <w:r>
-        <w:rPr>
-          <w:lang w:val="zh_TW" w:bidi="zh_TW"/>
-        </w:rPr>
-        <w:t>省</w:t>
-      </w:r>
-      <w:r>
-        <w:rPr>
-          <w:lang w:val="zh_TW" w:bidi="zh_TW"/>
-        </w:rPr>
-        <w:t>、</w:t>
-      </w:r>
-      <w:r>
-        <w:rPr>
-          <w:lang w:val="zh_TW" w:bidi="zh_TW"/>
-        </w:rPr>
-        <w:t>羅馬</w:t>
-      </w:r>
-      <w:r>
-        <w:rPr>
-          <w:lang w:val="zh_TW" w:bidi="zh_TW"/>
-        </w:rPr>
-        <w:t>、</w:t>
-      </w:r>
-      <w:r>
-        <w:rPr>
-          <w:lang w:val="zh_TW" w:bidi="zh_TW"/>
-        </w:rPr>
-        <w:t>統治者</w:t>
-      </w:r>
-      <w:r>
-        <w:rPr>
-          <w:lang w:val="zh_TW" w:bidi="zh_TW"/>
-        </w:rPr>
-        <w:t>）</w:t>
-      </w:r>
-    </w:p>
-    <w:p>
-      <w:pPr>
-        <w:pStyle w:val="Heading3"/>
-      </w:pPr>
-      <w:r>
-        <w:rPr>
-          <w:lang w:val="zh_TW" w:bidi="zh_TW"/>
-        </w:rPr>
-        <w:t>參考經文：</w:t>
-      </w:r>
-    </w:p>
-    <w:p>
-      <w:pPr>
-        <w:pStyle w:val="ListBullet"/>
-        <w:spacing w:line="240" w:lineRule="auto"/>
-        <w:ind w:left="720"/>
-      </w:pPr>
-      <w:r>
-        <w:rPr>
-          <w:lang w:val="zh_TW" w:bidi="zh_TW"/>
-        </w:rPr>
-      </w:r>
-      <w:r>
-        <w:rPr>
-          <w:lang w:val="zh_TW" w:bidi="zh_TW"/>
-        </w:rPr>
-        <w:t>路加福音3:1–2</w:t>
-      </w:r>
-    </w:p>
-    <w:p>
-      <w:pPr>
-        <w:pStyle w:val="ListBullet"/>
-        <w:spacing w:line="240" w:lineRule="auto"/>
-        <w:ind w:left="720"/>
-      </w:pPr>
-      <w:r>
-        <w:rPr>
-          <w:lang w:val="zh_TW" w:bidi="zh_TW"/>
-        </w:rPr>
-      </w:r>
-      <w:r>
-        <w:rPr>
-          <w:lang w:val="zh_TW" w:bidi="zh_TW"/>
-        </w:rPr>
-        <w:t>路加福音9:7</w:t>
-      </w:r>
-    </w:p>
-    <w:p>
-      <w:pPr>
-        <w:pStyle w:val="ListBullet"/>
-        <w:spacing w:line="240" w:lineRule="auto"/>
-        <w:ind w:left="720"/>
-      </w:pPr>
-      <w:r>
-        <w:rPr>
-          <w:lang w:val="zh_TW" w:bidi="zh_TW"/>
-        </w:rPr>
-      </w:r>
-      <w:r>
-        <w:rPr>
-          <w:lang w:val="zh_TW" w:bidi="zh_TW"/>
-        </w:rPr>
-        <w:t>馬太福音14:1–2</w:t>
-      </w:r>
-    </w:p>
-    <w:p>
-      <w:pPr>
-        <w:pStyle w:val="Heading3"/>
-      </w:pPr>
-      <w:r>
-        <w:rPr>
-          <w:lang w:val="zh_TW" w:bidi="zh_TW"/>
-        </w:rPr>
-        <w:t>原文參照：</w:t>
-      </w:r>
-    </w:p>
-    <w:p>
-      <w:pPr>
-        <w:pStyle w:val="ListBullet"/>
-        <w:spacing w:line="240" w:lineRule="auto"/>
-        <w:ind w:left="720"/>
-      </w:pPr>
-      <w:r>
-        <w:rPr>
-          <w:lang w:val="zh_TW" w:bidi="zh_TW"/>
-        </w:rPr>
-      </w:r>
-      <w:r>
-        <w:rPr>
-          <w:lang w:val="zh_TW" w:bidi="zh_TW"/>
-        </w:rPr>
-        <w:t>史特朗號：G50750，G50760</w:t>
-      </w:r>
-      <w:r>
-        <w:rPr>
-          <w:lang w:val="zh_TW" w:bidi="zh_TW"/>
-        </w:rPr>
-      </w:r>
-      <w:r>
-        <w:rPr>
-          <w:lang w:val="zh_TW" w:bidi="zh_TW"/>
-        </w:rPr>
-      </w:r>
-    </w:p>
-    <w:p>
-      <w:pPr/>
-      <w:r>
-        <w:rPr>
-          <w:lang w:val="zh_TW" w:bidi="zh_TW"/>
-        </w:rPr>
-      </w:r>
-    </w:p>
-    <w:p>
-      <w:pPr>
-        <w:pStyle w:val="Heading2"/>
-      </w:pPr>
-      <w:r>
-        <w:rPr>
-          <w:lang w:val="zh_TW" w:bidi="zh_TW"/>
-        </w:rPr>
-        <w:t>分娩-生產</w:t>
-      </w:r>
-      <w:r>
-        <w:rPr>
-          <w:lang w:val="zh_TW" w:bidi="zh_TW"/>
-        </w:rPr>
-      </w:r>
-    </w:p>
-    <w:p>
-      <w:pPr>
-        <w:pStyle w:val="Heading3"/>
-      </w:pPr>
-      <w:r>
-        <w:rPr>
-          <w:lang w:val="zh_TW" w:bidi="zh_TW"/>
-        </w:rPr>
-        <w:t>定義：</w:t>
-      </w:r>
-    </w:p>
-    <w:p>
-      <w:pPr/>
-      <w:r>
-        <w:rPr>
-          <w:lang w:val="zh_TW" w:bidi="zh_TW"/>
-        </w:rPr>
-      </w:r>
-      <w:r>
-        <w:rPr>
-          <w:lang w:val="zh_TW" w:bidi="zh_TW"/>
-        </w:rPr>
-        <w:t>在這個意義上，「分娩」一詞指的是女性生孩子的過程。</w:t>
-      </w:r>
-    </w:p>
-    <w:p>
-      <w:pPr>
-        <w:pStyle w:val="ListBullet"/>
-        <w:spacing w:line="240" w:lineRule="auto"/>
-        <w:ind w:left="720"/>
-      </w:pPr>
-      <w:r>
-        <w:rPr>
-          <w:lang w:val="zh_TW" w:bidi="zh_TW"/>
-        </w:rPr>
-      </w:r>
-      <w:r>
-        <w:rPr>
-          <w:lang w:val="zh_TW" w:bidi="zh_TW"/>
-        </w:rPr>
-        <w:t>「分娩中」這個詞語通常用來描述一位正在生孩子的女性。</w:t>
-      </w:r>
-    </w:p>
-    <w:p>
-      <w:pPr>
-        <w:pStyle w:val="ListBullet"/>
-        <w:spacing w:line="240" w:lineRule="auto"/>
-        <w:ind w:left="720"/>
-      </w:pPr>
-      <w:r>
-        <w:rPr>
-          <w:lang w:val="zh_TW" w:bidi="zh_TW"/>
-        </w:rPr>
-      </w:r>
-      <w:r>
-        <w:rPr>
-          <w:lang w:val="zh_TW" w:bidi="zh_TW"/>
-        </w:rPr>
-        <w:t>「陣痛」一詞指的是女性在分娩過程中所經歷的疼痛。</w:t>
-      </w:r>
-    </w:p>
-    <w:p>
-      <w:pPr>
-        <w:pStyle w:val="ListBullet"/>
-        <w:spacing w:line="240" w:lineRule="auto"/>
-        <w:ind w:left="720"/>
-      </w:pPr>
-      <w:r>
-        <w:rPr>
-          <w:lang w:val="zh_TW" w:bidi="zh_TW"/>
-        </w:rPr>
-      </w:r>
-      <w:r>
-        <w:rPr>
-          <w:lang w:val="zh_TW" w:bidi="zh_TW"/>
-        </w:rPr>
-        <w:t>在英文中，「分娩」這個詞用來描述生孩子的過程。其它語言可能會有完全不同的詞來表示這個意思。</w:t>
-      </w:r>
-    </w:p>
-    <w:p>
-      <w:pPr>
-        <w:pStyle w:val="ListBullet"/>
-        <w:spacing w:line="240" w:lineRule="auto"/>
-        <w:ind w:left="720"/>
-      </w:pPr>
-      <w:r>
-        <w:rPr>
-          <w:lang w:val="zh_TW" w:bidi="zh_TW"/>
-        </w:rPr>
-      </w:r>
-      <w:r>
-        <w:rPr>
-          <w:lang w:val="zh_TW" w:bidi="zh_TW"/>
-        </w:rPr>
-        <w:t>另一種翻譯「分娩中」的方式是「正在生孩子」</w:t>
-      </w:r>
-    </w:p>
-    <w:p>
-      <w:pPr/>
-      <w:r>
-        <w:rPr>
-          <w:lang w:val="zh_TW" w:bidi="zh_TW"/>
-        </w:rPr>
-      </w:r>
-      <w:r>
-        <w:rPr>
-          <w:lang w:val="zh_TW" w:bidi="zh_TW"/>
-        </w:rPr>
-        <w:t>（另見：</w:t>
-      </w:r>
-      <w:r>
-        <w:rPr>
-          <w:lang w:val="zh_TW" w:bidi="zh_TW"/>
-        </w:rPr>
-        <w:t>分娩的疼痛</w:t>
-      </w:r>
-      <w:r>
-        <w:rPr>
-          <w:lang w:val="zh_TW" w:bidi="zh_TW"/>
-        </w:rPr>
-        <w:t>）</w:t>
-      </w:r>
-      <w:r>
-        <w:rPr>
-          <w:lang w:val="zh_TW" w:bidi="zh_TW"/>
-        </w:rPr>
-      </w:r>
-      <w:r>
-        <w:rPr>
-          <w:lang w:val="zh_TW" w:bidi="zh_TW"/>
-        </w:rPr>
-      </w:r>
-    </w:p>
-    <w:p>
-      <w:pPr/>
-      <w:r>
-        <w:rPr>
-          <w:lang w:val="zh_TW" w:bidi="zh_TW"/>
-        </w:rPr>
-      </w:r>
-    </w:p>
-    <w:p>
-      <w:pPr>
-        <w:pStyle w:val="Heading2"/>
-      </w:pPr>
-      <w:r>
-        <w:rPr>
-          <w:lang w:val="zh_TW" w:bidi="zh_TW"/>
-        </w:rPr>
-        <w:t>分散</w:t>
-      </w:r>
-      <w:r>
-        <w:rPr>
-          <w:lang w:val="zh_TW" w:bidi="zh_TW"/>
-        </w:rPr>
-      </w:r>
-    </w:p>
-    <w:p>
-      <w:pPr>
-        <w:pStyle w:val="Heading3"/>
-      </w:pPr>
-      <w:r>
-        <w:rPr>
-          <w:lang w:val="zh_TW" w:bidi="zh_TW"/>
-        </w:rPr>
-        <w:t>定義：</w:t>
-      </w:r>
-    </w:p>
-    <w:p>
-      <w:pPr/>
-      <w:r>
-        <w:rPr>
-          <w:lang w:val="zh_TW" w:bidi="zh_TW"/>
-        </w:rPr>
-      </w:r>
-      <w:r>
-        <w:rPr>
-          <w:lang w:val="zh_TW" w:bidi="zh_TW"/>
-        </w:rPr>
-        <w:t>「分散（動詞）」和「分散（名詞）」這些術語指的是將人或物分散到多個不同方向。</w:t>
-      </w:r>
-    </w:p>
-    <w:p>
-      <w:pPr>
-        <w:pStyle w:val="ListBullet"/>
-        <w:spacing w:line="240" w:lineRule="auto"/>
-        <w:ind w:left="720"/>
-      </w:pPr>
-      <w:r>
-        <w:rPr>
-          <w:lang w:val="zh_TW" w:bidi="zh_TW"/>
-        </w:rPr>
-      </w:r>
-      <w:r>
-        <w:rPr>
-          <w:lang w:val="zh_TW" w:bidi="zh_TW"/>
-        </w:rPr>
-        <w:t>在舊約中，神說到「分散」人們，讓他們不得不分開住在不同的地方。祂這樣做是為了懲罰他們的罪。或許被分散會幫助他們悔改，再次開始敬拜神。</w:t>
-      </w:r>
-    </w:p>
-    <w:p>
-      <w:pPr>
-        <w:pStyle w:val="ListBullet"/>
-        <w:spacing w:line="240" w:lineRule="auto"/>
-        <w:ind w:left="720"/>
-      </w:pPr>
-      <w:r>
-        <w:rPr>
-          <w:lang w:val="zh_TW" w:bidi="zh_TW"/>
-        </w:rPr>
-      </w:r>
-      <w:r>
-        <w:rPr>
-          <w:lang w:val="zh_TW" w:bidi="zh_TW"/>
-        </w:rPr>
-        <w:t>在新約中，「分散（名詞）」一詞是指那些因為逃避逼迫而不得不離開家園，遷移到許多不同地方的基督徒。</w:t>
-      </w:r>
-    </w:p>
-    <w:p>
-      <w:pPr>
-        <w:pStyle w:val="ListBullet"/>
-        <w:spacing w:line="240" w:lineRule="auto"/>
-        <w:ind w:left="720"/>
-      </w:pPr>
-      <w:r>
-        <w:rPr>
-          <w:lang w:val="zh_TW" w:bidi="zh_TW"/>
-        </w:rPr>
-      </w:r>
-      <w:r>
-        <w:rPr>
-          <w:lang w:val="zh_TW" w:bidi="zh_TW"/>
-        </w:rPr>
-        <w:t>「分散的人」這個短語可以翻譯為「在許多不同地方的信徒」或「搬到不同的國居住的人」。</w:t>
-      </w:r>
-    </w:p>
-    <w:p>
-      <w:pPr>
-        <w:pStyle w:val="ListBullet"/>
-        <w:spacing w:line="240" w:lineRule="auto"/>
-        <w:ind w:left="720"/>
-      </w:pPr>
-      <w:r>
-        <w:rPr>
-          <w:lang w:val="zh_TW" w:bidi="zh_TW"/>
-        </w:rPr>
-      </w:r>
-      <w:r>
-        <w:rPr>
-          <w:lang w:val="zh_TW" w:bidi="zh_TW"/>
-        </w:rPr>
-        <w:t>「分散（動詞）」這個詞可以翻譯為「送到許多不同的地方」或「趕散到國外」或「使移居到不同的國」。</w:t>
-      </w:r>
-    </w:p>
-    <w:p>
-      <w:pPr/>
-      <w:r>
-        <w:rPr>
-          <w:lang w:val="zh_TW" w:bidi="zh_TW"/>
-        </w:rPr>
-      </w:r>
-      <w:r>
-        <w:rPr>
-          <w:lang w:val="zh_TW" w:bidi="zh_TW"/>
-        </w:rPr>
-        <w:t>（另見：</w:t>
-      </w:r>
-      <w:r>
-        <w:rPr>
-          <w:lang w:val="zh_TW" w:bidi="zh_TW"/>
-        </w:rPr>
-        <w:t>信</w:t>
-      </w:r>
-      <w:r>
-        <w:rPr>
-          <w:lang w:val="zh_TW" w:bidi="zh_TW"/>
-        </w:rPr>
-        <w:t>，</w:t>
-      </w:r>
-      <w:r>
-        <w:rPr>
-          <w:lang w:val="zh_TW" w:bidi="zh_TW"/>
-        </w:rPr>
-        <w:t>迫害，</w:t>
-      </w:r>
-      <w:r>
-        <w:rPr>
-          <w:lang w:val="zh_TW" w:bidi="zh_TW"/>
-        </w:rPr>
-        <w:t>被擄，被擄</w:t>
-      </w:r>
-      <w:r>
-        <w:rPr>
-          <w:lang w:val="zh_TW" w:bidi="zh_TW"/>
-        </w:rPr>
-        <w:t>）</w:t>
-      </w:r>
-    </w:p>
-    <w:p>
-      <w:pPr>
-        <w:pStyle w:val="Heading3"/>
-      </w:pPr>
-      <w:r>
-        <w:rPr>
-          <w:lang w:val="zh_TW" w:bidi="zh_TW"/>
-        </w:rPr>
-        <w:t>參考經文：</w:t>
-      </w:r>
-    </w:p>
-    <w:p>
-      <w:pPr>
-        <w:pStyle w:val="ListBullet"/>
-        <w:spacing w:line="240" w:lineRule="auto"/>
-        <w:ind w:left="720"/>
-      </w:pPr>
-      <w:r>
-        <w:rPr>
-          <w:lang w:val="zh_TW" w:bidi="zh_TW"/>
-        </w:rPr>
-      </w:r>
-      <w:r>
-        <w:rPr>
-          <w:lang w:val="zh_TW" w:bidi="zh_TW"/>
-        </w:rPr>
-        <w:t>彼得前書1:1</w:t>
-      </w:r>
-    </w:p>
-    <w:p>
-      <w:pPr>
-        <w:pStyle w:val="ListBullet"/>
-        <w:spacing w:line="240" w:lineRule="auto"/>
-        <w:ind w:left="720"/>
-      </w:pPr>
-      <w:r>
-        <w:rPr>
-          <w:lang w:val="zh_TW" w:bidi="zh_TW"/>
-        </w:rPr>
-      </w:r>
-      <w:r>
-        <w:rPr>
-          <w:lang w:val="zh_TW" w:bidi="zh_TW"/>
-        </w:rPr>
-        <w:t>以西結書12:15</w:t>
-      </w:r>
-    </w:p>
-    <w:p>
-      <w:pPr>
-        <w:pStyle w:val="ListBullet"/>
-        <w:spacing w:line="240" w:lineRule="auto"/>
-        <w:ind w:left="720"/>
-      </w:pPr>
-      <w:r>
-        <w:rPr>
-          <w:lang w:val="zh_TW" w:bidi="zh_TW"/>
-        </w:rPr>
-      </w:r>
-      <w:r>
-        <w:rPr>
-          <w:lang w:val="zh_TW" w:bidi="zh_TW"/>
-        </w:rPr>
-        <w:t>以西結書30:23</w:t>
-      </w:r>
-    </w:p>
-    <w:p>
-      <w:pPr>
-        <w:pStyle w:val="ListBullet"/>
-        <w:spacing w:line="240" w:lineRule="auto"/>
-        <w:ind w:left="720"/>
-      </w:pPr>
-      <w:r>
-        <w:rPr>
-          <w:lang w:val="zh_TW" w:bidi="zh_TW"/>
-        </w:rPr>
-      </w:r>
-      <w:r>
-        <w:rPr>
-          <w:lang w:val="zh_TW" w:bidi="zh_TW"/>
-        </w:rPr>
-        <w:t>詩篇18:14</w:t>
-      </w:r>
-    </w:p>
-    <w:p>
-      <w:pPr>
-        <w:pStyle w:val="Heading3"/>
-      </w:pPr>
-      <w:r>
-        <w:rPr>
-          <w:lang w:val="zh_TW" w:bidi="zh_TW"/>
-        </w:rPr>
-        <w:t>原文參照：</w:t>
-      </w:r>
-    </w:p>
-    <w:p>
-      <w:pPr>
-        <w:pStyle w:val="ListBullet"/>
-        <w:spacing w:line="240" w:lineRule="auto"/>
-        <w:ind w:left="720"/>
-      </w:pPr>
-      <w:r>
-        <w:rPr>
-          <w:lang w:val="zh_TW" w:bidi="zh_TW"/>
-        </w:rPr>
-      </w:r>
-      <w:r>
-        <w:rPr>
-          <w:lang w:val="zh_TW" w:bidi="zh_TW"/>
-        </w:rPr>
-        <w:t>史特朗號: H2219，H5310，H6327，H6340，H6504，H8600，G12870，G12900，G46500</w:t>
-      </w:r>
-      <w:r>
-        <w:rPr>
-          <w:lang w:val="zh_TW" w:bidi="zh_TW"/>
-        </w:rPr>
-      </w:r>
-      <w:r>
-        <w:rPr>
-          <w:lang w:val="zh_TW" w:bidi="zh_TW"/>
-        </w:rPr>
-      </w:r>
-    </w:p>
-    <w:p>
-      <w:pPr/>
-      <w:r>
-        <w:rPr>
-          <w:lang w:val="zh_TW" w:bidi="zh_TW"/>
-        </w:rPr>
-      </w:r>
-    </w:p>
-    <w:p>
-      <w:pPr>
-        <w:pStyle w:val="Heading2"/>
-      </w:pPr>
-      <w:r>
-        <w:rPr>
-          <w:lang w:val="zh_TW" w:bidi="zh_TW"/>
-        </w:rPr>
-        <w:t>吩咐</w:t>
-      </w:r>
-      <w:r>
-        <w:rPr>
-          <w:lang w:val="zh_TW" w:bidi="zh_TW"/>
-        </w:rPr>
-      </w:r>
-    </w:p>
-    <w:p>
-      <w:pPr>
-        <w:pStyle w:val="Heading3"/>
-      </w:pPr>
-      <w:r>
-        <w:rPr>
-          <w:lang w:val="zh_TW" w:bidi="zh_TW"/>
-        </w:rPr>
-        <w:t>定義：</w:t>
-      </w:r>
-    </w:p>
-    <w:p>
-      <w:pPr/>
-      <w:r>
-        <w:rPr>
-          <w:lang w:val="zh_TW" w:bidi="zh_TW"/>
-        </w:rPr>
-      </w:r>
-      <w:r>
-        <w:rPr>
-          <w:lang w:val="zh_TW" w:bidi="zh_TW"/>
-        </w:rPr>
-        <w:t>「吩咐」和「指示」這些術語是指給予具體的行動指示。</w:t>
-      </w:r>
-    </w:p>
-    <w:p>
-      <w:pPr>
-        <w:pStyle w:val="ListBullet"/>
-        <w:spacing w:line="240" w:lineRule="auto"/>
-        <w:ind w:left="720"/>
-      </w:pPr>
-      <w:r>
-        <w:rPr>
-          <w:lang w:val="zh_TW" w:bidi="zh_TW"/>
-        </w:rPr>
-      </w:r>
-      <w:r>
-        <w:rPr>
-          <w:lang w:val="zh_TW" w:bidi="zh_TW"/>
-        </w:rPr>
-        <w:t>「給予指示」的意思是具體告訴某人他應該怎麼做。</w:t>
-      </w:r>
-    </w:p>
-    <w:p>
-      <w:pPr>
-        <w:pStyle w:val="ListBullet"/>
-        <w:spacing w:line="240" w:lineRule="auto"/>
-        <w:ind w:left="720"/>
-      </w:pPr>
-      <w:r>
-        <w:rPr>
-          <w:lang w:val="zh_TW" w:bidi="zh_TW"/>
-        </w:rPr>
-      </w:r>
-      <w:r>
-        <w:rPr>
-          <w:lang w:val="zh_TW" w:bidi="zh_TW"/>
-        </w:rPr>
-        <w:t>當耶穌將餅和魚分給門徒並讓他們分發給眾人時，祂給了他們具體的指示要怎麼做。</w:t>
-      </w:r>
-    </w:p>
-    <w:p>
-      <w:pPr>
-        <w:pStyle w:val="ListBullet"/>
-        <w:spacing w:line="240" w:lineRule="auto"/>
-        <w:ind w:left="720"/>
-      </w:pPr>
-      <w:r>
-        <w:rPr>
-          <w:lang w:val="zh_TW" w:bidi="zh_TW"/>
-        </w:rPr>
-      </w:r>
-      <w:r>
-        <w:rPr>
-          <w:lang w:val="zh_TW" w:bidi="zh_TW"/>
-        </w:rPr>
-        <w:t>根據上下文，「吩咐」一詞也可以翻譯為「告訴」或「指示」或「教導」或「給予指示」。</w:t>
-      </w:r>
-    </w:p>
-    <w:p>
-      <w:pPr>
-        <w:pStyle w:val="ListBullet"/>
-        <w:spacing w:line="240" w:lineRule="auto"/>
-        <w:ind w:left="720"/>
-      </w:pPr>
-      <w:r>
-        <w:rPr>
-          <w:lang w:val="zh_TW" w:bidi="zh_TW"/>
-        </w:rPr>
-      </w:r>
-      <w:r>
-        <w:rPr>
-          <w:lang w:val="zh_TW" w:bidi="zh_TW"/>
-        </w:rPr>
-        <w:t>「指示」一詞可以翻譯為「命令」、「解釋」或「他所告訴你要做的事情」。</w:t>
-      </w:r>
-    </w:p>
-    <w:p>
-      <w:pPr>
-        <w:pStyle w:val="ListBullet"/>
-        <w:spacing w:line="240" w:lineRule="auto"/>
-        <w:ind w:left="720"/>
-      </w:pPr>
-      <w:r>
-        <w:rPr>
-          <w:lang w:val="zh_TW" w:bidi="zh_TW"/>
-        </w:rPr>
-      </w:r>
-      <w:r>
-        <w:rPr>
-          <w:lang w:val="zh_TW" w:bidi="zh_TW"/>
-        </w:rPr>
-        <w:t>用來指神所給予的指示時，這個詞有時翻譯為「命令」或「</w:t>
-      </w:r>
-      <w:r>
-        <w:rPr>
-          <w:lang w:val="zh_TW" w:bidi="zh_TW"/>
-        </w:rPr>
-        <w:t>律例</w:t>
-      </w:r>
-      <w:r>
-        <w:rPr>
-          <w:lang w:val="zh_TW" w:bidi="zh_TW"/>
-        </w:rPr>
-        <w:t>」。</w:t>
-      </w:r>
-    </w:p>
-    <w:p>
-      <w:pPr/>
-      <w:r>
-        <w:rPr>
-          <w:lang w:val="zh_TW" w:bidi="zh_TW"/>
-        </w:rPr>
-      </w:r>
-      <w:r>
-        <w:rPr>
-          <w:lang w:val="zh_TW" w:bidi="zh_TW"/>
-        </w:rPr>
-        <w:t>（另見：</w:t>
-      </w:r>
-      <w:r>
-        <w:rPr>
-          <w:lang w:val="zh_TW" w:bidi="zh_TW"/>
-        </w:rPr>
-        <w:t>命令</w:t>
-      </w:r>
-      <w:r>
-        <w:rPr>
-          <w:lang w:val="zh_TW" w:bidi="zh_TW"/>
-        </w:rPr>
-        <w:t>、</w:t>
+        <w:t>（另見：命令、</w:t>
       </w:r>
       <w:r>
         <w:rPr>
@@ -1461,19 +1425,7 @@
         <w:rPr>
           <w:lang w:val="zh_TW" w:bidi="zh_TW"/>
         </w:rPr>
-        <w:t>、</w:t>
-      </w:r>
-      <w:r>
-        <w:rPr>
-          <w:lang w:val="zh_TW" w:bidi="zh_TW"/>
-        </w:rPr>
-        <w:t>教導</w:t>
-      </w:r>
-      <w:r>
-        <w:rPr>
-          <w:lang w:val="zh_TW" w:bidi="zh_TW"/>
-        </w:rPr>
-        <w:t>）</w:t>
+        <w:t>、教導）</w:t>
       </w:r>
     </w:p>
     <w:p>
